--- a/programs-application/Garvit_Saraf_Resume.docx
+++ b/programs-application/Garvit_Saraf_Resume.docx
@@ -4,68 +4,55 @@
   <w:body>
     <w:p>
       <w:pPr>
-        <w:spacing w:after="20"/>
-        <w:jc w:val="center"/>
-      </w:pPr>
-      <w:r>
-        <w:rPr>
-          <w:rFonts w:ascii="Calibri" w:cs="Calibri" w:eastAsia="Calibri" w:hAnsi="Calibri"/>
-          <w:b/>
-          <w:bCs/>
-          <w:color w:val="1F3864"/>
-          <w:sz w:val="46"/>
-          <w:szCs w:val="46"/>
-        </w:rPr>
-        <w:t xml:space="preserve">GARVIT SARAF</w:t>
-      </w:r>
-    </w:p>
-    <w:p>
-      <w:pPr>
-        <w:spacing w:after="20"/>
-        <w:jc w:val="center"/>
-      </w:pPr>
-      <w:r>
-        <w:rPr>
-          <w:color w:val="555555"/>
-          <w:sz w:val="18"/>
-          <w:szCs w:val="18"/>
-        </w:rPr>
-        <w:t xml:space="preserve">Bengaluru, India  •  +91 97921 21111  •  garvitsaraf28@gmail.com  •  linkedin.com/in/garvit-saraf</w:t>
-      </w:r>
-    </w:p>
-    <w:p>
-      <w:pPr>
-        <w:pBdr>
-          <w:bottom w:val="single" w:color="1F3864" w:sz="6"/>
-        </w:pBdr>
         <w:spacing w:after="40"/>
         <w:jc w:val="center"/>
       </w:pPr>
       <w:r>
         <w:rPr>
-          <w:b/>
-          <w:bCs/>
-          <w:color w:val="222222"/>
-          <w:sz w:val="19"/>
-          <w:szCs w:val="19"/>
-        </w:rPr>
-        <w:t xml:space="preserve">Sales Associate  →  Programs   |   Learning Operations · Program Delivery · AI-Enabled Learning Design</w:t>
+          <w:rFonts w:ascii="Arial" w:cs="Arial" w:eastAsia="Arial" w:hAnsi="Arial"/>
+          <w:b/>
+          <w:bCs/>
+          <w:color w:val="1C3A5E"/>
+          <w:spacing w:val="110"/>
+          <w:sz w:val="44"/>
+          <w:szCs w:val="44"/>
+        </w:rPr>
+        <w:t xml:space="preserve">GARVIT SARAF</w:t>
       </w:r>
     </w:p>
     <w:p>
       <w:pPr>
         <w:pBdr>
-          <w:bottom w:val="single" w:color="1F3864" w:sz="6"/>
+          <w:bottom w:val="single" w:color="1C3A5E" w:sz="14"/>
         </w:pBdr>
-        <w:spacing w:after="70" w:before="200"/>
-      </w:pPr>
-      <w:r>
-        <w:rPr>
-          <w:rFonts w:ascii="Calibri" w:cs="Calibri" w:eastAsia="Calibri" w:hAnsi="Calibri"/>
+        <w:spacing w:after="60"/>
+        <w:jc w:val="center"/>
+      </w:pPr>
+      <w:r>
+        <w:rPr>
+          <w:rFonts w:ascii="Arial" w:cs="Arial" w:eastAsia="Arial" w:hAnsi="Arial"/>
+          <w:color w:val="5C5C5C"/>
+          <w:sz w:val="17"/>
+          <w:szCs w:val="17"/>
+        </w:rPr>
+        <w:t xml:space="preserve">Bengaluru, Karnataka   |   +91 97921 21111   |   garvitsaraf28@gmail.com   |   linkedin.com/in/garvit-saraf</w:t>
+      </w:r>
+    </w:p>
+    <w:p>
+      <w:pPr>
+        <w:pBdr>
+          <w:bottom w:val="single" w:color="B9C4D4" w:sz="5"/>
+        </w:pBdr>
+        <w:spacing w:after="60" w:before="170"/>
+      </w:pPr>
+      <w:r>
+        <w:rPr>
+          <w:rFonts w:ascii="Arial" w:cs="Arial" w:eastAsia="Arial" w:hAnsi="Arial"/>
           <w:b/>
           <w:bCs/>
           <w:caps/>
-          <w:color w:val="1F3864"/>
+          <w:color w:val="1C3A5E"/>
+          <w:spacing w:val="40"/>
           <w:sz w:val="21"/>
           <w:szCs w:val="21"/>
         </w:rPr>
@@ -78,23 +65,27 @@
         <w:jc w:val="both"/>
       </w:pPr>
       <w:r>
-        <w:t xml:space="preserve">Early-career operations and programs professional at Outskill (a GrowthSchool company). Joined in Sales and, within three months, independently designed and shipped an AI-powered learning platform now approved for company-wide adoption — while exceeding sales targets. Blends learning-experience design, curriculum research, program documentation, and operations analytics with frontline revenue delivery. Completed Outskill's flagship Accelerator as a learner, bringing first-hand insight into the exact program the Programs Team designs and runs.</w:t>
+        <w:rPr>
+          <w:rFonts w:ascii="Arial" w:cs="Arial" w:eastAsia="Arial" w:hAnsi="Arial"/>
+        </w:rPr>
+        <w:t xml:space="preserve">Learning and program operations professional who designs, documents, and ships internal learning experiences while carrying a full sales quota. Built and deployed an AI-powered sales onboarding platform solo, redesigned the company-wide Day-1 induction program, and delivered 129% of a monthly sales target. Combines curriculum design and program documentation with hands-on AI tooling and revenue analytics.</w:t>
       </w:r>
     </w:p>
     <w:p>
       <w:pPr>
         <w:pBdr>
-          <w:bottom w:val="single" w:color="1F3864" w:sz="6"/>
+          <w:bottom w:val="single" w:color="B9C4D4" w:sz="5"/>
         </w:pBdr>
-        <w:spacing w:after="70" w:before="200"/>
-      </w:pPr>
-      <w:r>
-        <w:rPr>
-          <w:rFonts w:ascii="Calibri" w:cs="Calibri" w:eastAsia="Calibri" w:hAnsi="Calibri"/>
+        <w:spacing w:after="60" w:before="170"/>
+      </w:pPr>
+      <w:r>
+        <w:rPr>
+          <w:rFonts w:ascii="Arial" w:cs="Arial" w:eastAsia="Arial" w:hAnsi="Arial"/>
           <w:b/>
           <w:bCs/>
           <w:caps/>
-          <w:color w:val="1F3864"/>
+          <w:color w:val="1C3A5E"/>
+          <w:spacing w:val="40"/>
           <w:sz w:val="21"/>
           <w:szCs w:val="21"/>
         </w:rPr>
@@ -103,305 +94,490 @@
     </w:p>
     <w:p>
       <w:pPr>
-        <w:spacing w:after="0" w:before="40"/>
-      </w:pPr>
-      <w:r>
-        <w:rPr>
-          <w:b/>
-          <w:bCs/>
+        <w:spacing w:after="0"/>
+      </w:pPr>
+      <w:r>
+        <w:rPr>
+          <w:rFonts w:ascii="Arial" w:cs="Arial" w:eastAsia="Arial" w:hAnsi="Arial"/>
+          <w:b/>
+          <w:bCs/>
+          <w:color w:val="1A1A1A"/>
+          <w:sz w:val="22"/>
+          <w:szCs w:val="22"/>
+        </w:rPr>
+        <w:t xml:space="preserve">GrowthSchool / Outskill</w:t>
+      </w:r>
+      <w:r>
+        <w:ptab w:alignment="right" w:relativeTo="margin" w:leader="none"/>
+      </w:r>
+      <w:r>
+        <w:rPr>
+          <w:rFonts w:ascii="Arial" w:cs="Arial" w:eastAsia="Arial" w:hAnsi="Arial"/>
+          <w:color w:val="5C5C5C"/>
+          <w:sz w:val="17"/>
+          <w:szCs w:val="17"/>
+        </w:rPr>
+        <w:t xml:space="preserve">Bengaluru, India</w:t>
+      </w:r>
+    </w:p>
+    <w:p>
+      <w:pPr>
+        <w:spacing w:after="20"/>
+      </w:pPr>
+      <w:r>
+        <w:rPr>
+          <w:rFonts w:ascii="Arial" w:cs="Arial" w:eastAsia="Arial" w:hAnsi="Arial"/>
+          <w:i/>
+          <w:iCs/>
+          <w:color w:val="333333"/>
+          <w:sz w:val="20"/>
+          <w:szCs w:val="20"/>
+        </w:rPr>
+        <w:t xml:space="preserve">Sales Associate</w:t>
+      </w:r>
+      <w:r>
+        <w:ptab w:alignment="right" w:relativeTo="margin" w:leader="none"/>
+      </w:r>
+      <w:r>
+        <w:rPr>
+          <w:rFonts w:ascii="Arial" w:cs="Arial" w:eastAsia="Arial" w:hAnsi="Arial"/>
+          <w:color w:val="5C5C5C"/>
+          <w:sz w:val="17"/>
+          <w:szCs w:val="17"/>
+        </w:rPr>
+        <w:t xml:space="preserve">Apr 2026 to Present</w:t>
+      </w:r>
+    </w:p>
+    <w:p>
+      <w:pPr>
+        <w:spacing w:after="30" w:before="110"/>
+      </w:pPr>
+      <w:r>
+        <w:rPr>
+          <w:rFonts w:ascii="Arial" w:cs="Arial" w:eastAsia="Arial" w:hAnsi="Arial"/>
+          <w:b/>
+          <w:bCs/>
+          <w:color w:val="1C3A5E"/>
+          <w:sz w:val="20"/>
+          <w:szCs w:val="20"/>
+        </w:rPr>
+        <w:t xml:space="preserve">Learning Programs &amp; Operations</w:t>
+      </w:r>
+    </w:p>
+    <w:p>
+      <w:pPr>
+        <w:pStyle w:val="ListParagraph"/>
+        <w:numPr>
+          <w:ilvl w:val="0"/>
+          <w:numId w:val="2"/>
+        </w:numPr>
+        <w:spacing w:after="55" w:line="250"/>
+      </w:pPr>
+      <w:r>
+        <w:rPr>
+          <w:rFonts w:ascii="Arial" w:cs="Arial" w:eastAsia="Arial" w:hAnsi="Arial"/>
+        </w:rPr>
+        <w:t xml:space="preserve">Designed and shipped an AI-powered sales onboarding platform end to end and on my own: structured scattered company, product, and pitch knowledge into a sequenced curriculum, then built live voice mock calls against AI buyers, automated pitch scoring, and post-call coaching. Self-taught the build using Claude over a 15 to 20 day cycle while carrying a quota. Now formally recognised by leadership and rolling out to the 15 to 20 person Hyderabad office, moving training off senior reps and protecting their selling hours.</w:t>
+      </w:r>
+    </w:p>
+    <w:p>
+      <w:pPr>
+        <w:pStyle w:val="ListParagraph"/>
+        <w:numPr>
+          <w:ilvl w:val="0"/>
+          <w:numId w:val="2"/>
+        </w:numPr>
+        <w:spacing w:after="55" w:line="250"/>
+      </w:pPr>
+      <w:r>
+        <w:rPr>
+          <w:rFonts w:ascii="Arial" w:cs="Arial" w:eastAsia="Arial" w:hAnsi="Arial"/>
+        </w:rPr>
+        <w:t xml:space="preserve">Built a manager-facing learner dashboard tracking mock-call volume, scores, strengths, improvement areas, and next steps, giving managers full trainee visibility without running sessions themselves.</w:t>
+      </w:r>
+    </w:p>
+    <w:p>
+      <w:pPr>
+        <w:pStyle w:val="ListParagraph"/>
+        <w:numPr>
+          <w:ilvl w:val="0"/>
+          <w:numId w:val="2"/>
+        </w:numPr>
+        <w:spacing w:after="55" w:line="250"/>
+      </w:pPr>
+      <w:r>
+        <w:rPr>
+          <w:rFonts w:ascii="Arial" w:cs="Arial" w:eastAsia="Arial" w:hAnsi="Arial"/>
+        </w:rPr>
+        <w:t xml:space="preserve">Redesigned Day-1 onboarding into a 16-session, full-day program, mapping each session to an owner and duration across HR, Finance, Sales, Growth, Acquisition, Community, Experience, and Support, and set the reference standard adopted across the company.</w:t>
+      </w:r>
+    </w:p>
+    <w:p>
+      <w:pPr>
+        <w:pStyle w:val="ListParagraph"/>
+        <w:numPr>
+          <w:ilvl w:val="0"/>
+          <w:numId w:val="2"/>
+        </w:numPr>
+        <w:spacing w:after="55" w:line="250"/>
+      </w:pPr>
+      <w:r>
+        <w:rPr>
+          <w:rFonts w:ascii="Arial" w:cs="Arial" w:eastAsia="Arial" w:hAnsi="Arial"/>
+        </w:rPr>
+        <w:t xml:space="preserve">Authored five interactive learning modules: company induction, POSH policy, leave and attendance policy, and a five-program curriculum reference covering funnel stages, program structures, learner pathways, and enrolment rules.</w:t>
+      </w:r>
+    </w:p>
+    <w:p>
+      <w:pPr>
+        <w:spacing w:after="30" w:before="110"/>
+      </w:pPr>
+      <w:r>
+        <w:rPr>
+          <w:rFonts w:ascii="Arial" w:cs="Arial" w:eastAsia="Arial" w:hAnsi="Arial"/>
+          <w:b/>
+          <w:bCs/>
+          <w:color w:val="1C3A5E"/>
+          <w:sz w:val="20"/>
+          <w:szCs w:val="20"/>
+        </w:rPr>
+        <w:t xml:space="preserve">Revenue Performance &amp; Analytics</w:t>
+      </w:r>
+    </w:p>
+    <w:p>
+      <w:pPr>
+        <w:pStyle w:val="ListParagraph"/>
+        <w:numPr>
+          <w:ilvl w:val="0"/>
+          <w:numId w:val="2"/>
+        </w:numPr>
+        <w:spacing w:after="55" w:line="250"/>
+      </w:pPr>
+      <w:r>
+        <w:rPr>
+          <w:rFonts w:ascii="Arial" w:cs="Arial" w:eastAsia="Arial" w:hAnsi="Arial"/>
+        </w:rPr>
+        <w:t xml:space="preserve">Delivered Rs. 9.7L against a Rs. 7.5L monthly target (129% attainment), ranking in the top 7 of approximately 30 sales associates.</w:t>
+      </w:r>
+    </w:p>
+    <w:p>
+      <w:pPr>
+        <w:pStyle w:val="ListParagraph"/>
+        <w:numPr>
+          <w:ilvl w:val="0"/>
+          <w:numId w:val="2"/>
+        </w:numPr>
+        <w:spacing w:after="55" w:line="250"/>
+      </w:pPr>
+      <w:r>
+        <w:rPr>
+          <w:rFonts w:ascii="Arial" w:cs="Arial" w:eastAsia="Arial" w:hAnsi="Arial"/>
+        </w:rPr>
+        <w:t xml:space="preserve">Built a sales performance dashboard on Dial Nexa dialler data in Google Sheets, replacing manual tracking with per-agent and team-level reporting used by the Senior Manager, Business Operations and the Associate Director, Growth.</w:t>
+      </w:r>
+    </w:p>
+    <w:p>
+      <w:pPr>
+        <w:pStyle w:val="ListParagraph"/>
+        <w:numPr>
+          <w:ilvl w:val="0"/>
+          <w:numId w:val="2"/>
+        </w:numPr>
+        <w:spacing w:after="55" w:line="250"/>
+      </w:pPr>
+      <w:r>
+        <w:rPr>
+          <w:rFonts w:ascii="Arial" w:cs="Arial" w:eastAsia="Arial" w:hAnsi="Arial"/>
+        </w:rPr>
+        <w:t xml:space="preserve">Produced recurring revenue and funnel analysis across domestic and international teams (show-ups, leads, conversions, units sold, revenue) against a rolling three to four month baseline.</w:t>
+      </w:r>
+    </w:p>
+    <w:p>
+      <w:pPr>
+        <w:pStyle w:val="ListParagraph"/>
+        <w:numPr>
+          <w:ilvl w:val="0"/>
+          <w:numId w:val="2"/>
+        </w:numPr>
+        <w:spacing w:after="55" w:line="250"/>
+      </w:pPr>
+      <w:r>
+        <w:rPr>
+          <w:rFonts w:ascii="Arial" w:cs="Arial" w:eastAsia="Arial" w:hAnsi="Arial"/>
+        </w:rPr>
+        <w:t xml:space="preserve">Supported the Hyderabad office launch with HR operations, including personalised welcome communications to every new hire.</w:t>
+      </w:r>
+    </w:p>
+    <w:p>
+      <w:pPr>
+        <w:pBdr>
+          <w:bottom w:val="single" w:color="B9C4D4" w:sz="5"/>
+        </w:pBdr>
+        <w:spacing w:after="60" w:before="170"/>
+      </w:pPr>
+      <w:r>
+        <w:rPr>
+          <w:rFonts w:ascii="Arial" w:cs="Arial" w:eastAsia="Arial" w:hAnsi="Arial"/>
+          <w:b/>
+          <w:bCs/>
+          <w:caps/>
+          <w:color w:val="1C3A5E"/>
+          <w:spacing w:val="40"/>
           <w:sz w:val="21"/>
           <w:szCs w:val="21"/>
         </w:rPr>
-        <w:t xml:space="preserve">Outskill (a GrowthSchool company) — Sales Associate</w:t>
-      </w:r>
-      <w:r>
-        <w:ptab w:alignment="right" w:relativeTo="margin" w:leader="none"/>
-      </w:r>
-      <w:r>
-        <w:rPr>
-          <w:color w:val="555555"/>
-          <w:sz w:val="18"/>
-          <w:szCs w:val="18"/>
-        </w:rPr>
-        <w:t xml:space="preserve">Apr 2026 – Present</w:t>
-      </w:r>
-    </w:p>
-    <w:p>
-      <w:pPr>
-        <w:spacing w:after="60"/>
-      </w:pPr>
-      <w:r>
-        <w:rPr>
-          <w:i/>
-          <w:iCs/>
-          <w:color w:val="555555"/>
-          <w:sz w:val="18"/>
-          <w:szCs w:val="18"/>
-        </w:rPr>
-        <w:t xml:space="preserve">Bengaluru</w:t>
-      </w:r>
-    </w:p>
-    <w:p>
-      <w:pPr>
-        <w:pStyle w:val="ListParagraph"/>
-        <w:numPr>
-          <w:ilvl w:val="0"/>
-          <w:numId w:val="2"/>
-        </w:numPr>
-        <w:spacing w:after="60" w:line="250"/>
-      </w:pPr>
-      <w:r>
-        <w:t xml:space="preserve">Identified a costly training bottleneck — senior reps, managers, and 2–3 management staff manually running mock-call drills for every cohort — and </w:t>
-      </w:r>
-      <w:r>
-        <w:rPr>
-          <w:b/>
-          <w:bCs/>
-        </w:rPr>
-        <w:t xml:space="preserve">independently designed and built OutSkill Training, a live 11-level AI onboarding platform</w:t>
-      </w:r>
-      <w:r>
-        <w:t xml:space="preserve"> that ramps new hires from day one to deal-ready: sequenced curriculum, program-knowledge assessments, and escalating live voice mock-calls (peer → director) with AI scoring, compliance flags, and manager progress reports. </w:t>
-      </w:r>
-      <w:r>
-        <w:rPr>
-          <w:b/>
-          <w:bCs/>
-        </w:rPr>
-        <w:t xml:space="preserve">Live for the 15–20-person Hyderabad sales team and approved for company-wide rollout.</w:t>
-      </w:r>
-    </w:p>
-    <w:p>
-      <w:pPr>
-        <w:pStyle w:val="ListParagraph"/>
-        <w:numPr>
-          <w:ilvl w:val="0"/>
-          <w:numId w:val="2"/>
-        </w:numPr>
-        <w:spacing w:after="60" w:line="250"/>
-      </w:pPr>
-      <w:r>
-        <w:rPr>
-          <w:b/>
-          <w:bCs/>
-        </w:rPr>
-        <w:t xml:space="preserve">Researched and authored Outskill's single-source-of-truth Programs deck</w:t>
-      </w:r>
-      <w:r>
-        <w:t xml:space="preserve"> — every program, pricing journey, and learner funnel across Sales, Ops, Support, Mentors, Customer Success, and Marketing — now the cross-functional onboarding reference.</w:t>
-      </w:r>
-    </w:p>
-    <w:p>
-      <w:pPr>
-        <w:pStyle w:val="ListParagraph"/>
-        <w:numPr>
-          <w:ilvl w:val="0"/>
-          <w:numId w:val="2"/>
-        </w:numPr>
-        <w:spacing w:after="60" w:line="250"/>
-      </w:pPr>
-      <w:r>
-        <w:rPr>
-          <w:b/>
-          <w:bCs/>
-        </w:rPr>
-        <w:t xml:space="preserve">Created and deployed five onboarding decks</w:t>
-      </w:r>
-      <w:r>
-        <w:t xml:space="preserve"> (Day-1 schedule, HR induction, leave &amp; attendance, POSH, and programs) used in live inductions for the new Hyderabad branch.</w:t>
-      </w:r>
-    </w:p>
-    <w:p>
-      <w:pPr>
-        <w:pStyle w:val="ListParagraph"/>
-        <w:numPr>
-          <w:ilvl w:val="0"/>
-          <w:numId w:val="2"/>
-        </w:numPr>
-        <w:spacing w:after="60" w:line="250"/>
-      </w:pPr>
-      <w:r>
-        <w:rPr>
-          <w:b/>
-          <w:bCs/>
-        </w:rPr>
-        <w:t xml:space="preserve">Automated a previously manual revenue-reporting process</w:t>
-      </w:r>
-      <w:r>
-        <w:t xml:space="preserve"> into a daily-refreshing Google Sheets dashboard tracking domestic, international, and overall performance against the prior 3–4 months — giving leadership real-time visibility for coaching, forecasting, and resource decisions.</w:t>
-      </w:r>
-    </w:p>
-    <w:p>
-      <w:pPr>
-        <w:pStyle w:val="ListParagraph"/>
-        <w:numPr>
-          <w:ilvl w:val="0"/>
-          <w:numId w:val="2"/>
-        </w:numPr>
-        <w:spacing w:after="60" w:line="250"/>
-      </w:pPr>
-      <w:r>
-        <w:t xml:space="preserve">Built per-rep and team </w:t>
-      </w:r>
-      <w:r>
-        <w:rPr>
-          <w:b/>
-          <w:bCs/>
-        </w:rPr>
-        <w:t xml:space="preserve">performance analytics on Dial Nexa dialer data</w:t>
-      </w:r>
-      <w:r>
-        <w:t xml:space="preserve"> (leads, workshop show-ups, conversions, revenue), enabling the Associate Director, Growth to target coaching and reallocation decisions.</w:t>
-      </w:r>
-    </w:p>
-    <w:p>
-      <w:pPr>
-        <w:pStyle w:val="ListParagraph"/>
-        <w:numPr>
-          <w:ilvl w:val="0"/>
-          <w:numId w:val="2"/>
-        </w:numPr>
-        <w:spacing w:after="60" w:line="250"/>
-      </w:pPr>
-      <w:r>
-        <w:rPr>
-          <w:b/>
-          <w:bCs/>
-        </w:rPr>
-        <w:t xml:space="preserve">Delivered ~₹9.7L against a ₹7.5L target (~129%) in first full sales month</w:t>
-      </w:r>
-      <w:r>
-        <w:t xml:space="preserve">, ranking among the top ~7 of ~30 reps; partnered with HR on the Hyderabad launch, including ~15 personalized new-hire welcome communications.</w:t>
-      </w:r>
-    </w:p>
-    <w:p>
-      <w:pPr>
-        <w:spacing w:after="40" w:before="30"/>
-      </w:pPr>
-      <w:r>
-        <w:rPr>
-          <w:i/>
-          <w:iCs/>
-          <w:color w:val="555555"/>
-          <w:sz w:val="18"/>
-          <w:szCs w:val="18"/>
-        </w:rPr>
-        <w:t xml:space="preserve">Flagship project: OutSkill Training — AI sales-onboarding platform (design, build, deployment) · outskill-garvit.vercel.app</w:t>
+        <w:t xml:space="preserve">Selected Work</w:t>
+      </w:r>
+    </w:p>
+    <w:p>
+      <w:pPr>
+        <w:spacing w:after="20" w:line="250"/>
+      </w:pPr>
+      <w:r>
+        <w:rPr>
+          <w:rFonts w:ascii="Arial" w:cs="Arial" w:eastAsia="Arial" w:hAnsi="Arial"/>
+        </w:rPr>
+        <w:t xml:space="preserve">AI Sales Onboarding Platform, Day-1 Program Design, Company Induction, Policy Learning Modules, and a five-program Curriculum Reference. All built and deployed independently. Live at outskill-garvit.vercel.app.</w:t>
       </w:r>
     </w:p>
     <w:p>
       <w:pPr>
         <w:pBdr>
-          <w:bottom w:val="single" w:color="1F3864" w:sz="6"/>
+          <w:bottom w:val="single" w:color="B9C4D4" w:sz="5"/>
         </w:pBdr>
-        <w:spacing w:after="70" w:before="200"/>
-      </w:pPr>
-      <w:r>
-        <w:rPr>
-          <w:rFonts w:ascii="Calibri" w:cs="Calibri" w:eastAsia="Calibri" w:hAnsi="Calibri"/>
+        <w:spacing w:after="60" w:before="170"/>
+      </w:pPr>
+      <w:r>
+        <w:rPr>
+          <w:rFonts w:ascii="Arial" w:cs="Arial" w:eastAsia="Arial" w:hAnsi="Arial"/>
           <w:b/>
           <w:bCs/>
           <w:caps/>
-          <w:color w:val="1F3864"/>
+          <w:color w:val="1C3A5E"/>
+          <w:spacing w:val="40"/>
           <w:sz w:val="21"/>
           <w:szCs w:val="21"/>
         </w:rPr>
-        <w:t xml:space="preserve">Earlier Experience &amp; Leadership</w:t>
-      </w:r>
-    </w:p>
-    <w:p>
-      <w:pPr>
-        <w:pStyle w:val="ListParagraph"/>
-        <w:numPr>
-          <w:ilvl w:val="0"/>
-          <w:numId w:val="2"/>
-        </w:numPr>
-        <w:spacing w:after="60" w:line="250"/>
-      </w:pPr>
-      <w:r>
-        <w:rPr>
-          <w:b/>
-          <w:bCs/>
-        </w:rPr>
-        <w:t xml:space="preserve">NoteFi — Co-founder: </w:t>
-      </w:r>
-      <w:r>
-        <w:t xml:space="preserve">Co-built a revenue-generating peer-to-peer academic-resource platform with DRM content protection; led early go-to-market and pursued incubation and mentorship.</w:t>
-      </w:r>
-    </w:p>
-    <w:p>
-      <w:pPr>
-        <w:pStyle w:val="ListParagraph"/>
-        <w:numPr>
-          <w:ilvl w:val="0"/>
-          <w:numId w:val="2"/>
-        </w:numPr>
-        <w:spacing w:after="60" w:line="250"/>
-      </w:pPr>
-      <w:r>
-        <w:rPr>
-          <w:b/>
-          <w:bCs/>
-        </w:rPr>
-        <w:t xml:space="preserve">CHRIST University — Director, UDAAN E-Cell; Departmental Representative, Centre for Social Action: </w:t>
-      </w:r>
-      <w:r>
-        <w:t xml:space="preserve">Directed 15+ events including INNOWAVE 2025, a three-day national conference; secured sponsorships and speakers; authored a feature published in The Hindu.</w:t>
+        <w:t xml:space="preserve">Earlier Experience</w:t>
+      </w:r>
+    </w:p>
+    <w:p>
+      <w:pPr>
+        <w:pStyle w:val="ListParagraph"/>
+        <w:numPr>
+          <w:ilvl w:val="0"/>
+          <w:numId w:val="2"/>
+        </w:numPr>
+        <w:spacing w:after="55" w:line="250"/>
+      </w:pPr>
+      <w:r>
+        <w:rPr>
+          <w:rFonts w:ascii="Arial" w:cs="Arial" w:eastAsia="Arial" w:hAnsi="Arial"/>
+          <w:b/>
+          <w:bCs/>
+          <w:color w:val="1A1A1A"/>
+        </w:rPr>
+        <w:t xml:space="preserve">RSPL Limited, Documentation Intern (2025): </w:t>
+      </w:r>
+      <w:r>
+        <w:rPr>
+          <w:rFonts w:ascii="Arial" w:cs="Arial" w:eastAsia="Arial" w:hAnsi="Arial"/>
+        </w:rPr>
+        <w:t xml:space="preserve">Built Power BI and Excel dashboards consolidating insurance policy data for senior management; coordinated across insurance, legal, and finance teams.</w:t>
+      </w:r>
+    </w:p>
+    <w:p>
+      <w:pPr>
+        <w:pStyle w:val="ListParagraph"/>
+        <w:numPr>
+          <w:ilvl w:val="0"/>
+          <w:numId w:val="2"/>
+        </w:numPr>
+        <w:spacing w:after="55" w:line="250"/>
+      </w:pPr>
+      <w:r>
+        <w:rPr>
+          <w:rFonts w:ascii="Arial" w:cs="Arial" w:eastAsia="Arial" w:hAnsi="Arial"/>
+          <w:b/>
+          <w:bCs/>
+          <w:color w:val="1A1A1A"/>
+        </w:rPr>
+        <w:t xml:space="preserve">Youth of India Foundation, Research Intern (2024): </w:t>
+      </w:r>
+      <w:r>
+        <w:rPr>
+          <w:rFonts w:ascii="Arial" w:cs="Arial" w:eastAsia="Arial" w:hAnsi="Arial"/>
+        </w:rPr>
+        <w:t xml:space="preserve">Analysed activist and NGO data to support national award selections.</w:t>
       </w:r>
     </w:p>
     <w:p>
       <w:pPr>
         <w:pBdr>
-          <w:bottom w:val="single" w:color="1F3864" w:sz="6"/>
+          <w:bottom w:val="single" w:color="B9C4D4" w:sz="5"/>
         </w:pBdr>
-        <w:spacing w:after="70" w:before="200"/>
-      </w:pPr>
-      <w:r>
-        <w:rPr>
-          <w:rFonts w:ascii="Calibri" w:cs="Calibri" w:eastAsia="Calibri" w:hAnsi="Calibri"/>
+        <w:spacing w:after="60" w:before="170"/>
+      </w:pPr>
+      <w:r>
+        <w:rPr>
+          <w:rFonts w:ascii="Arial" w:cs="Arial" w:eastAsia="Arial" w:hAnsi="Arial"/>
           <w:b/>
           <w:bCs/>
           <w:caps/>
-          <w:color w:val="1F3864"/>
+          <w:color w:val="1C3A5E"/>
+          <w:spacing w:val="40"/>
           <w:sz w:val="21"/>
           <w:szCs w:val="21"/>
         </w:rPr>
-        <w:t xml:space="preserve">Education</w:t>
-      </w:r>
-    </w:p>
-    <w:p>
-      <w:pPr>
-        <w:spacing w:after="40"/>
-      </w:pPr>
-      <w:r>
-        <w:rPr>
-          <w:b/>
-          <w:bCs/>
-        </w:rPr>
-        <w:t xml:space="preserve">BCom (Applied Finance &amp; Analytics)</w:t>
-      </w:r>
-      <w:r>
-        <w:t xml:space="preserve"> — CHRIST (Deemed to be University), Bengaluru  ·  2026</w:t>
+        <w:t xml:space="preserve">Leadership &amp; Ventures</w:t>
+      </w:r>
+    </w:p>
+    <w:p>
+      <w:pPr>
+        <w:pStyle w:val="ListParagraph"/>
+        <w:numPr>
+          <w:ilvl w:val="0"/>
+          <w:numId w:val="2"/>
+        </w:numPr>
+        <w:spacing w:after="55" w:line="250"/>
+      </w:pPr>
+      <w:r>
+        <w:rPr>
+          <w:rFonts w:ascii="Arial" w:cs="Arial" w:eastAsia="Arial" w:hAnsi="Arial"/>
+          <w:b/>
+          <w:bCs/>
+          <w:color w:val="1A1A1A"/>
+        </w:rPr>
+        <w:t xml:space="preserve">Director, UDAAN Entrepreneurship Cell, CHRIST University (2023 to 2026): </w:t>
+      </w:r>
+      <w:r>
+        <w:rPr>
+          <w:rFonts w:ascii="Arial" w:cs="Arial" w:eastAsia="Arial" w:hAnsi="Arial"/>
+        </w:rPr>
+        <w:t xml:space="preserve">Ran 15+ events including INNOWAVE 2025 (speaker onboarding, sponsorships, press), authored a nationally published feature in The Hindu, and led the documentation committee for the university's three-day international conference.</w:t>
+      </w:r>
+    </w:p>
+    <w:p>
+      <w:pPr>
+        <w:pStyle w:val="ListParagraph"/>
+        <w:numPr>
+          <w:ilvl w:val="0"/>
+          <w:numId w:val="2"/>
+        </w:numPr>
+        <w:spacing w:after="55" w:line="250"/>
+      </w:pPr>
+      <w:r>
+        <w:rPr>
+          <w:rFonts w:ascii="Arial" w:cs="Arial" w:eastAsia="Arial" w:hAnsi="Arial"/>
+          <w:b/>
+          <w:bCs/>
+          <w:color w:val="1A1A1A"/>
+        </w:rPr>
+        <w:t xml:space="preserve">Co-founder, NoteFi (2025): </w:t>
+      </w:r>
+      <w:r>
+        <w:rPr>
+          <w:rFonts w:ascii="Arial" w:cs="Arial" w:eastAsia="Arial" w:hAnsi="Arial"/>
+        </w:rPr>
+        <w:t xml:space="preserve">Built a revenue-generating peer-to-peer academic resource platform with DRM-protected content; led go-to-market and early adoption.</w:t>
+      </w:r>
+    </w:p>
+    <w:p>
+      <w:pPr>
+        <w:pStyle w:val="ListParagraph"/>
+        <w:numPr>
+          <w:ilvl w:val="0"/>
+          <w:numId w:val="2"/>
+        </w:numPr>
+        <w:spacing w:after="55" w:line="250"/>
+      </w:pPr>
+      <w:r>
+        <w:rPr>
+          <w:rFonts w:ascii="Arial" w:cs="Arial" w:eastAsia="Arial" w:hAnsi="Arial"/>
+          <w:b/>
+          <w:bCs/>
+          <w:color w:val="1A1A1A"/>
+        </w:rPr>
+        <w:t xml:space="preserve">Founding Member, IdeaFi (2025): </w:t>
+      </w:r>
+      <w:r>
+        <w:rPr>
+          <w:rFonts w:ascii="Arial" w:cs="Arial" w:eastAsia="Arial" w:hAnsi="Arial"/>
+        </w:rPr>
+        <w:t xml:space="preserve">Secured funding and strategic support from GradCapital and engaged multiple incubation centres.</w:t>
       </w:r>
     </w:p>
     <w:p>
       <w:pPr>
         <w:pBdr>
-          <w:bottom w:val="single" w:color="1F3864" w:sz="6"/>
+          <w:bottom w:val="single" w:color="B9C4D4" w:sz="5"/>
         </w:pBdr>
-        <w:spacing w:after="70" w:before="200"/>
-      </w:pPr>
-      <w:r>
-        <w:rPr>
-          <w:rFonts w:ascii="Calibri" w:cs="Calibri" w:eastAsia="Calibri" w:hAnsi="Calibri"/>
+        <w:spacing w:after="60" w:before="170"/>
+      </w:pPr>
+      <w:r>
+        <w:rPr>
+          <w:rFonts w:ascii="Arial" w:cs="Arial" w:eastAsia="Arial" w:hAnsi="Arial"/>
           <w:b/>
           <w:bCs/>
           <w:caps/>
-          <w:color w:val="1F3864"/>
+          <w:color w:val="1C3A5E"/>
+          <w:spacing w:val="40"/>
           <w:sz w:val="21"/>
           <w:szCs w:val="21"/>
         </w:rPr>
-        <w:t xml:space="preserve">Skills &amp; Tools</w:t>
+        <w:t xml:space="preserve">Education &amp; Certifications</w:t>
+      </w:r>
+    </w:p>
+    <w:p>
+      <w:pPr>
+        <w:spacing w:after="30"/>
+      </w:pPr>
+      <w:r>
+        <w:rPr>
+          <w:rFonts w:ascii="Arial" w:cs="Arial" w:eastAsia="Arial" w:hAnsi="Arial"/>
+          <w:b/>
+          <w:bCs/>
+          <w:color w:val="1A1A1A"/>
+        </w:rPr>
+        <w:t xml:space="preserve">BCom (Applied Finance &amp; Analytics)</w:t>
+      </w:r>
+      <w:r>
+        <w:rPr>
+          <w:rFonts w:ascii="Arial" w:cs="Arial" w:eastAsia="Arial" w:hAnsi="Arial"/>
+        </w:rPr>
+        <w:t xml:space="preserve">, CHRIST (Deemed to be University), Bengaluru   |   2026</w:t>
+      </w:r>
+    </w:p>
+    <w:p>
+      <w:pPr>
+        <w:spacing w:after="20"/>
+      </w:pPr>
+      <w:r>
+        <w:rPr>
+          <w:rFonts w:ascii="Arial" w:cs="Arial" w:eastAsia="Arial" w:hAnsi="Arial"/>
+        </w:rPr>
+        <w:t xml:space="preserve">Certifications: NISM Series-VIII Equity Derivatives   |   AI Essentials, CHRIST University   |   Organizational Behaviour, NPTEL</w:t>
+      </w:r>
+    </w:p>
+    <w:p>
+      <w:pPr>
+        <w:pBdr>
+          <w:bottom w:val="single" w:color="B9C4D4" w:sz="5"/>
+        </w:pBdr>
+        <w:spacing w:after="60" w:before="170"/>
+      </w:pPr>
+      <w:r>
+        <w:rPr>
+          <w:rFonts w:ascii="Arial" w:cs="Arial" w:eastAsia="Arial" w:hAnsi="Arial"/>
+          <w:b/>
+          <w:bCs/>
+          <w:caps/>
+          <w:color w:val="1C3A5E"/>
+          <w:spacing w:val="40"/>
+          <w:sz w:val="21"/>
+          <w:szCs w:val="21"/>
+        </w:rPr>
+        <w:t xml:space="preserve">Skills</w:t>
       </w:r>
     </w:p>
     <w:p>
@@ -410,13 +586,18 @@
       </w:pPr>
       <w:r>
         <w:rPr>
-          <w:b/>
-          <w:bCs/>
-        </w:rPr>
-        <w:t xml:space="preserve">Programs &amp; Operations:  </w:t>
-      </w:r>
-      <w:r>
-        <w:t xml:space="preserve">Program Operations · Learning-Experience Design · Curriculum Research · Documentation &amp; SOPs · Process Improvement · Project Management · Cross-Functional Collaboration · Stakeholder Management</w:t>
+          <w:rFonts w:ascii="Arial" w:cs="Arial" w:eastAsia="Arial" w:hAnsi="Arial"/>
+          <w:b/>
+          <w:bCs/>
+          <w:color w:val="1A1A1A"/>
+        </w:rPr>
+        <w:t xml:space="preserve">Program &amp; Learning Operations: </w:t>
+      </w:r>
+      <w:r>
+        <w:rPr>
+          <w:rFonts w:ascii="Arial" w:cs="Arial" w:eastAsia="Arial" w:hAnsi="Arial"/>
+        </w:rPr>
+        <w:t xml:space="preserve">Curriculum design, learning experience design, program documentation, SOP creation, instructor coordination, onboarding operations, stakeholder management</w:t>
       </w:r>
     </w:p>
     <w:p>
@@ -425,13 +606,18 @@
       </w:pPr>
       <w:r>
         <w:rPr>
-          <w:b/>
-          <w:bCs/>
-        </w:rPr>
-        <w:t xml:space="preserve">Data &amp; AI:  </w:t>
-      </w:r>
-      <w:r>
-        <w:t xml:space="preserve">Data Analysis &amp; Reporting · Google Sheets Dashboards · AI / LLM Tools · Prompt Engineering · AI-Enabled Learning Design</w:t>
+          <w:rFonts w:ascii="Arial" w:cs="Arial" w:eastAsia="Arial" w:hAnsi="Arial"/>
+          <w:b/>
+          <w:bCs/>
+          <w:color w:val="1A1A1A"/>
+        </w:rPr>
+        <w:t xml:space="preserve">AI &amp; Automation: </w:t>
+      </w:r>
+      <w:r>
+        <w:rPr>
+          <w:rFonts w:ascii="Arial" w:cs="Arial" w:eastAsia="Arial" w:hAnsi="Arial"/>
+        </w:rPr>
+        <w:t xml:space="preserve">Claude, AI-assisted product development, prompt design, conversational AI training systems</w:t>
       </w:r>
     </w:p>
     <w:p>
@@ -440,13 +626,18 @@
       </w:pPr>
       <w:r>
         <w:rPr>
-          <w:b/>
-          <w:bCs/>
-        </w:rPr>
-        <w:t xml:space="preserve">Technical:  </w:t>
-      </w:r>
-      <w:r>
-        <w:t xml:space="preserve">Google Workspace · Excel · Power BI · Python · SQL</w:t>
+          <w:rFonts w:ascii="Arial" w:cs="Arial" w:eastAsia="Arial" w:hAnsi="Arial"/>
+          <w:b/>
+          <w:bCs/>
+          <w:color w:val="1A1A1A"/>
+        </w:rPr>
+        <w:t xml:space="preserve">Analytics &amp; Reporting: </w:t>
+      </w:r>
+      <w:r>
+        <w:rPr>
+          <w:rFonts w:ascii="Arial" w:cs="Arial" w:eastAsia="Arial" w:hAnsi="Arial"/>
+        </w:rPr>
+        <w:t xml:space="preserve">Google Sheets, Excel, Power BI, SQL, Python, revenue and funnel analysis</w:t>
       </w:r>
     </w:p>
     <w:p>
@@ -455,18 +646,23 @@
       </w:pPr>
       <w:r>
         <w:rPr>
-          <w:b/>
-          <w:bCs/>
-        </w:rPr>
-        <w:t xml:space="preserve">Certification:  </w:t>
-      </w:r>
-      <w:r>
-        <w:t xml:space="preserve">NISM Series-VIII — Equity Derivatives</w:t>
+          <w:rFonts w:ascii="Arial" w:cs="Arial" w:eastAsia="Arial" w:hAnsi="Arial"/>
+          <w:b/>
+          <w:bCs/>
+          <w:color w:val="1A1A1A"/>
+        </w:rPr>
+        <w:t xml:space="preserve">Languages: </w:t>
+      </w:r>
+      <w:r>
+        <w:rPr>
+          <w:rFonts w:ascii="Arial" w:cs="Arial" w:eastAsia="Arial" w:hAnsi="Arial"/>
+        </w:rPr>
+        <w:t xml:space="preserve">English, Hindi, Punjabi (fluent)</w:t>
       </w:r>
     </w:p>
     <w:sectPr>
       <w:pgSz w:w="11906" w:h="16838" w:orient="portrait"/>
-      <w:pgMar w:top="620" w:right="820" w:bottom="620" w:left="820" w:header="708" w:footer="708" w:gutter="0"/>
+      <w:pgMar w:top="620" w:right="780" w:bottom="560" w:left="780" w:header="708" w:footer="708" w:gutter="0"/>
       <w:pgNumType/>
       <w:docGrid w:linePitch="360"/>
     </w:sectPr>
@@ -643,8 +839,13 @@
     <w:lvl w:ilvl="0" w15:tentative="1">
       <w:start w:val="1"/>
       <w:numFmt w:val="bullet"/>
-      <w:lvlText w:val="•"/>
+      <w:lvlText w:val="▪"/>
       <w:lvlJc w:val="left"/>
+      <w:rPr>
+        <w:color w:val="1C3A5E"/>
+        <w:sz w:val="16"/>
+        <w:szCs w:val="16"/>
+      </w:rPr>
     </w:lvl>
   </w:abstractNum>
   <w:num w:numId="1">
@@ -667,10 +868,10 @@
   <w:docDefaults>
     <w:rPrDefault>
       <w:rPr>
-        <w:rFonts w:ascii="Calibri" w:cs="Calibri" w:eastAsia="Calibri" w:hAnsi="Calibri"/>
-        <w:color w:val="222222"/>
-        <w:sz w:val="20"/>
-        <w:szCs w:val="20"/>
+        <w:rFonts w:ascii="Arial" w:cs="Arial" w:eastAsia="Arial" w:hAnsi="Arial"/>
+        <w:color w:val="252525"/>
+        <w:sz w:val="19"/>
+        <w:szCs w:val="19"/>
       </w:rPr>
     </w:rPrDefault>
     <w:pPrDefault/>

--- a/programs-application/Garvit_Saraf_Resume.docx
+++ b/programs-application/Garvit_Saraf_Resume.docx
@@ -25,7 +25,7 @@
         <w:pBdr>
           <w:bottom w:val="single" w:color="1C3A5E" w:sz="14"/>
         </w:pBdr>
-        <w:spacing w:after="60"/>
+        <w:spacing w:after="40"/>
         <w:jc w:val="center"/>
       </w:pPr>
       <w:r>
@@ -36,6 +36,112 @@
           <w:szCs w:val="17"/>
         </w:rPr>
         <w:t xml:space="preserve">Bengaluru, Karnataka   |   +91 97921 21111   |   garvitsaraf28@gmail.com   |   linkedin.com/in/garvit-saraf</w:t>
+      </w:r>
+    </w:p>
+    <w:p>
+      <w:pPr>
+        <w:spacing w:after="20"/>
+        <w:jc w:val="center"/>
+      </w:pPr>
+      <w:r>
+        <w:rPr>
+          <w:rFonts w:ascii="Arial" w:cs="Arial" w:eastAsia="Arial" w:hAnsi="Arial"/>
+          <w:b/>
+          <w:bCs/>
+          <w:color w:val="1C3A5E"/>
+          <w:sz w:val="18"/>
+          <w:szCs w:val="18"/>
+        </w:rPr>
+        <w:t xml:space="preserve">129%</w:t>
+      </w:r>
+      <w:r>
+        <w:rPr>
+          <w:rFonts w:ascii="Arial" w:cs="Arial" w:eastAsia="Arial" w:hAnsi="Arial"/>
+          <w:color w:val="444444"/>
+          <w:sz w:val="18"/>
+          <w:szCs w:val="18"/>
+        </w:rPr>
+        <w:t xml:space="preserve"> of monthly target    ·    </w:t>
+      </w:r>
+      <w:r>
+        <w:rPr>
+          <w:rFonts w:ascii="Arial" w:cs="Arial" w:eastAsia="Arial" w:hAnsi="Arial"/>
+          <w:b/>
+          <w:bCs/>
+          <w:color w:val="1C3A5E"/>
+          <w:sz w:val="18"/>
+          <w:szCs w:val="18"/>
+        </w:rPr>
+        <w:t xml:space="preserve">Top 7</w:t>
+      </w:r>
+      <w:r>
+        <w:rPr>
+          <w:rFonts w:ascii="Arial" w:cs="Arial" w:eastAsia="Arial" w:hAnsi="Arial"/>
+          <w:color w:val="444444"/>
+          <w:sz w:val="18"/>
+          <w:szCs w:val="18"/>
+        </w:rPr>
+        <w:t xml:space="preserve"> of ~30 reps    ·    AI platform in </w:t>
+      </w:r>
+      <w:r>
+        <w:rPr>
+          <w:rFonts w:ascii="Arial" w:cs="Arial" w:eastAsia="Arial" w:hAnsi="Arial"/>
+          <w:b/>
+          <w:bCs/>
+          <w:color w:val="1C3A5E"/>
+          <w:sz w:val="18"/>
+          <w:szCs w:val="18"/>
+        </w:rPr>
+        <w:t xml:space="preserve">company-wide rollout</w:t>
+      </w:r>
+      <w:r>
+        <w:rPr>
+          <w:rFonts w:ascii="Arial" w:cs="Arial" w:eastAsia="Arial" w:hAnsi="Arial"/>
+          <w:color w:val="444444"/>
+          <w:sz w:val="18"/>
+          <w:szCs w:val="18"/>
+        </w:rPr>
+        <w:t xml:space="preserve">    ·    </w:t>
+      </w:r>
+      <w:r>
+        <w:rPr>
+          <w:rFonts w:ascii="Arial" w:cs="Arial" w:eastAsia="Arial" w:hAnsi="Arial"/>
+          <w:b/>
+          <w:bCs/>
+          <w:color w:val="1C3A5E"/>
+          <w:sz w:val="18"/>
+          <w:szCs w:val="18"/>
+        </w:rPr>
+        <w:t xml:space="preserve">16-session</w:t>
+      </w:r>
+      <w:r>
+        <w:rPr>
+          <w:rFonts w:ascii="Arial" w:cs="Arial" w:eastAsia="Arial" w:hAnsi="Arial"/>
+          <w:color w:val="444444"/>
+          <w:sz w:val="18"/>
+          <w:szCs w:val="18"/>
+        </w:rPr>
+        <w:t xml:space="preserve"> Day-1 program    ·    </w:t>
+      </w:r>
+      <w:r>
+        <w:rPr>
+          <w:rFonts w:ascii="Arial" w:cs="Arial" w:eastAsia="Arial" w:hAnsi="Arial"/>
+          <w:b/>
+          <w:bCs/>
+          <w:color w:val="1C3A5E"/>
+          <w:sz w:val="18"/>
+          <w:szCs w:val="18"/>
+        </w:rPr>
+        <w:t xml:space="preserve">5</w:t>
+      </w:r>
+      <w:r>
+        <w:rPr>
+          <w:rFonts w:ascii="Arial" w:cs="Arial" w:eastAsia="Arial" w:hAnsi="Arial"/>
+          <w:color w:val="444444"/>
+          <w:sz w:val="18"/>
+          <w:szCs w:val="18"/>
+        </w:rPr>
+        <w:t xml:space="preserve"> learning modules</w:t>
       </w:r>
     </w:p>
     <w:p>
@@ -68,7 +174,7 @@
         <w:rPr>
           <w:rFonts w:ascii="Arial" w:cs="Arial" w:eastAsia="Arial" w:hAnsi="Arial"/>
         </w:rPr>
-        <w:t xml:space="preserve">Learning and program operations professional who designs, documents, and ships internal learning experiences while carrying a full sales quota. Built and deployed an AI-powered sales onboarding platform solo, redesigned the company-wide Day-1 induction program, and delivered 129% of a monthly sales target. Combines curriculum design and program documentation with hands-on AI tooling and revenue analytics.</w:t>
+        <w:t xml:space="preserve">Operations professional who has spent three months doing Programs work from inside a Sales seat: researching curriculum, documenting how the company runs, and shipping learning products. Delivered 129% of a monthly quota while independently building an AI onboarding platform that leadership moved into company-wide rollout. I pair a seller's read on our programs with the ability to design and build the learning experience end to end, backed by data.</w:t>
       </w:r>
     </w:p>
     <w:p>
@@ -177,55 +283,55 @@
         <w:rPr>
           <w:rFonts w:ascii="Arial" w:cs="Arial" w:eastAsia="Arial" w:hAnsi="Arial"/>
         </w:rPr>
-        <w:t xml:space="preserve">Designed and shipped an AI-powered sales onboarding platform end to end and on my own: structured scattered company, product, and pitch knowledge into a sequenced curriculum, then built live voice mock calls against AI buyers, automated pitch scoring, and post-call coaching. Self-taught the build using Claude over a 15 to 20 day cycle while carrying a quota. Now formally recognised by leadership and rolling out to the 15 to 20 person Hyderabad office, moving training off senior reps and protecting their selling hours.</w:t>
-      </w:r>
-    </w:p>
-    <w:p>
-      <w:pPr>
-        <w:pStyle w:val="ListParagraph"/>
-        <w:numPr>
-          <w:ilvl w:val="0"/>
-          <w:numId w:val="2"/>
-        </w:numPr>
-        <w:spacing w:after="55" w:line="250"/>
-      </w:pPr>
-      <w:r>
-        <w:rPr>
-          <w:rFonts w:ascii="Arial" w:cs="Arial" w:eastAsia="Arial" w:hAnsi="Arial"/>
-        </w:rPr>
-        <w:t xml:space="preserve">Built a manager-facing learner dashboard tracking mock-call volume, scores, strengths, improvement areas, and next steps, giving managers full trainee visibility without running sessions themselves.</w:t>
-      </w:r>
-    </w:p>
-    <w:p>
-      <w:pPr>
-        <w:pStyle w:val="ListParagraph"/>
-        <w:numPr>
-          <w:ilvl w:val="0"/>
-          <w:numId w:val="2"/>
-        </w:numPr>
-        <w:spacing w:after="55" w:line="250"/>
-      </w:pPr>
-      <w:r>
-        <w:rPr>
-          <w:rFonts w:ascii="Arial" w:cs="Arial" w:eastAsia="Arial" w:hAnsi="Arial"/>
-        </w:rPr>
-        <w:t xml:space="preserve">Redesigned Day-1 onboarding into a 16-session, full-day program, mapping each session to an owner and duration across HR, Finance, Sales, Growth, Acquisition, Community, Experience, and Support, and set the reference standard adopted across the company.</w:t>
-      </w:r>
-    </w:p>
-    <w:p>
-      <w:pPr>
-        <w:pStyle w:val="ListParagraph"/>
-        <w:numPr>
-          <w:ilvl w:val="0"/>
-          <w:numId w:val="2"/>
-        </w:numPr>
-        <w:spacing w:after="55" w:line="250"/>
-      </w:pPr>
-      <w:r>
-        <w:rPr>
-          <w:rFonts w:ascii="Arial" w:cs="Arial" w:eastAsia="Arial" w:hAnsi="Arial"/>
-        </w:rPr>
-        <w:t xml:space="preserve">Authored five interactive learning modules: company induction, POSH policy, leave and attendance policy, and a five-program curriculum reference covering funnel stages, program structures, learner pathways, and enrolment rules.</w:t>
+        <w:t xml:space="preserve">Built and shipped the company's first AI sales-onboarding platform solo, now in rollout to the 15 to 20 person Hyderabad office, taking new hires from day one to floor-ready and freeing senior reps from running repeat training. Sequenced scattered product, pitch, and objection knowledge into a curriculum, then layered in live AI voice mock calls, automated pitch scoring, and post-call coaching. Self-taught the build on Claude across a 15 to 20 day cycle while carrying a quota.</w:t>
+      </w:r>
+    </w:p>
+    <w:p>
+      <w:pPr>
+        <w:pStyle w:val="ListParagraph"/>
+        <w:numPr>
+          <w:ilvl w:val="0"/>
+          <w:numId w:val="2"/>
+        </w:numPr>
+        <w:spacing w:after="55" w:line="250"/>
+      </w:pPr>
+      <w:r>
+        <w:rPr>
+          <w:rFonts w:ascii="Arial" w:cs="Arial" w:eastAsia="Arial" w:hAnsi="Arial"/>
+        </w:rPr>
+        <w:t xml:space="preserve">Removed the dependence on a senior sitting in on every ramp by giving managers a live dashboard of each trainee's mock-call volume, scores, strengths, gaps, and prescribed next steps.</w:t>
+      </w:r>
+    </w:p>
+    <w:p>
+      <w:pPr>
+        <w:pStyle w:val="ListParagraph"/>
+        <w:numPr>
+          <w:ilvl w:val="0"/>
+          <w:numId w:val="2"/>
+        </w:numPr>
+        <w:spacing w:after="55" w:line="250"/>
+      </w:pPr>
+      <w:r>
+        <w:rPr>
+          <w:rFonts w:ascii="Arial" w:cs="Arial" w:eastAsia="Arial" w:hAnsi="Arial"/>
+        </w:rPr>
+        <w:t xml:space="preserve">Redesigned Day-1 onboarding into a 16-session program spanning eight functions (HR, Finance, Sales, Growth, Acquisition, Community, Experience, Support), mapped each session to an owner and duration, and set the reference standard now used across the company.</w:t>
+      </w:r>
+    </w:p>
+    <w:p>
+      <w:pPr>
+        <w:pStyle w:val="ListParagraph"/>
+        <w:numPr>
+          <w:ilvl w:val="0"/>
+          <w:numId w:val="2"/>
+        </w:numPr>
+        <w:spacing w:after="55" w:line="250"/>
+      </w:pPr>
+      <w:r>
+        <w:rPr>
+          <w:rFonts w:ascii="Arial" w:cs="Arial" w:eastAsia="Arial" w:hAnsi="Arial"/>
+        </w:rPr>
+        <w:t xml:space="preserve">Replaced static onboarding decks with five interactive, self-serve learning modules, including a five-program curriculum reference covering funnel stages, program structures, learner pathways, and enrolment rules.</w:t>
       </w:r>
     </w:p>
     <w:p>
@@ -257,55 +363,55 @@
         <w:rPr>
           <w:rFonts w:ascii="Arial" w:cs="Arial" w:eastAsia="Arial" w:hAnsi="Arial"/>
         </w:rPr>
-        <w:t xml:space="preserve">Delivered Rs. 9.7L against a Rs. 7.5L monthly target (129% attainment), ranking in the top 7 of approximately 30 sales associates.</w:t>
-      </w:r>
-    </w:p>
-    <w:p>
-      <w:pPr>
-        <w:pStyle w:val="ListParagraph"/>
-        <w:numPr>
-          <w:ilvl w:val="0"/>
-          <w:numId w:val="2"/>
-        </w:numPr>
-        <w:spacing w:after="55" w:line="250"/>
-      </w:pPr>
-      <w:r>
-        <w:rPr>
-          <w:rFonts w:ascii="Arial" w:cs="Arial" w:eastAsia="Arial" w:hAnsi="Arial"/>
-        </w:rPr>
-        <w:t xml:space="preserve">Built a sales performance dashboard on Dial Nexa dialler data in Google Sheets, replacing manual tracking with per-agent and team-level reporting used by the Senior Manager, Business Operations and the Associate Director, Growth.</w:t>
-      </w:r>
-    </w:p>
-    <w:p>
-      <w:pPr>
-        <w:pStyle w:val="ListParagraph"/>
-        <w:numPr>
-          <w:ilvl w:val="0"/>
-          <w:numId w:val="2"/>
-        </w:numPr>
-        <w:spacing w:after="55" w:line="250"/>
-      </w:pPr>
-      <w:r>
-        <w:rPr>
-          <w:rFonts w:ascii="Arial" w:cs="Arial" w:eastAsia="Arial" w:hAnsi="Arial"/>
-        </w:rPr>
-        <w:t xml:space="preserve">Produced recurring revenue and funnel analysis across domestic and international teams (show-ups, leads, conversions, units sold, revenue) against a rolling three to four month baseline.</w:t>
-      </w:r>
-    </w:p>
-    <w:p>
-      <w:pPr>
-        <w:pStyle w:val="ListParagraph"/>
-        <w:numPr>
-          <w:ilvl w:val="0"/>
-          <w:numId w:val="2"/>
-        </w:numPr>
-        <w:spacing w:after="55" w:line="250"/>
-      </w:pPr>
-      <w:r>
-        <w:rPr>
-          <w:rFonts w:ascii="Arial" w:cs="Arial" w:eastAsia="Arial" w:hAnsi="Arial"/>
-        </w:rPr>
-        <w:t xml:space="preserve">Supported the Hyderabad office launch with HR operations, including personalised welcome communications to every new hire.</w:t>
+        <w:t xml:space="preserve">Delivered 129% of a monthly target (Rs. 9.7L against Rs. 7.5L), finishing in the top 7 of approximately 30 sales associates.</w:t>
+      </w:r>
+    </w:p>
+    <w:p>
+      <w:pPr>
+        <w:pStyle w:val="ListParagraph"/>
+        <w:numPr>
+          <w:ilvl w:val="0"/>
+          <w:numId w:val="2"/>
+        </w:numPr>
+        <w:spacing w:after="55" w:line="250"/>
+      </w:pPr>
+      <w:r>
+        <w:rPr>
+          <w:rFonts w:ascii="Arial" w:cs="Arial" w:eastAsia="Arial" w:hAnsi="Arial"/>
+        </w:rPr>
+        <w:t xml:space="preserve">Automated sales reporting: converted manual tracking into a daily-updating Google Sheets dashboard on Dial Nexa dialler data, surfacing per-agent and team views now relied on by the Senior Manager, Business Operations and the Associate Director, Growth.</w:t>
+      </w:r>
+    </w:p>
+    <w:p>
+      <w:pPr>
+        <w:pStyle w:val="ListParagraph"/>
+        <w:numPr>
+          <w:ilvl w:val="0"/>
+          <w:numId w:val="2"/>
+        </w:numPr>
+        <w:spacing w:after="55" w:line="250"/>
+      </w:pPr>
+      <w:r>
+        <w:rPr>
+          <w:rFonts w:ascii="Arial" w:cs="Arial" w:eastAsia="Arial" w:hAnsi="Arial"/>
+        </w:rPr>
+        <w:t xml:space="preserve">Runs recurring revenue and funnel analysis across domestic and international teams (show-ups, leads, conversions, units sold, revenue) against a rolling three to four month baseline.</w:t>
+      </w:r>
+    </w:p>
+    <w:p>
+      <w:pPr>
+        <w:pStyle w:val="ListParagraph"/>
+        <w:numPr>
+          <w:ilvl w:val="0"/>
+          <w:numId w:val="2"/>
+        </w:numPr>
+        <w:spacing w:after="55" w:line="250"/>
+      </w:pPr>
+      <w:r>
+        <w:rPr>
+          <w:rFonts w:ascii="Arial" w:cs="Arial" w:eastAsia="Arial" w:hAnsi="Arial"/>
+        </w:rPr>
+        <w:t xml:space="preserve">Helped launch the Hyderabad office alongside HR, including personalised onboarding communications to every new hire.</w:t>
       </w:r>
     </w:p>
     <w:p>
@@ -337,7 +443,7 @@
         <w:rPr>
           <w:rFonts w:ascii="Arial" w:cs="Arial" w:eastAsia="Arial" w:hAnsi="Arial"/>
         </w:rPr>
-        <w:t xml:space="preserve">AI Sales Onboarding Platform, Day-1 Program Design, Company Induction, Policy Learning Modules, and a five-program Curriculum Reference. All built and deployed independently. Live at outskill-garvit.vercel.app.</w:t>
+        <w:t xml:space="preserve">AI Sales Onboarding Platform, Day-1 Program Design, Company Induction, Policy Learning Modules, and a five-program Curriculum Reference. All researched, built, and deployed independently. Live at outskill-garvit.vercel.app.</w:t>
       </w:r>
     </w:p>
     <w:p>

--- a/programs-application/Garvit_Saraf_Resume.docx
+++ b/programs-application/Garvit_Saraf_Resume.docx
@@ -4,7 +4,7 @@
   <w:body>
     <w:p>
       <w:pPr>
-        <w:spacing w:after="40"/>
+        <w:spacing w:after="35"/>
         <w:jc w:val="center"/>
       </w:pPr>
       <w:r>
@@ -13,9 +13,9 @@
           <w:b/>
           <w:bCs/>
           <w:color w:val="1C3A5E"/>
-          <w:spacing w:val="110"/>
-          <w:sz w:val="44"/>
-          <w:szCs w:val="44"/>
+          <w:spacing w:val="100"/>
+          <w:sz w:val="42"/>
+          <w:szCs w:val="42"/>
         </w:rPr>
         <w:t xml:space="preserve">GARVIT SARAF</w:t>
       </w:r>
@@ -25,15 +25,15 @@
         <w:pBdr>
           <w:bottom w:val="single" w:color="1C3A5E" w:sz="14"/>
         </w:pBdr>
-        <w:spacing w:after="40"/>
+        <w:spacing w:after="35"/>
         <w:jc w:val="center"/>
       </w:pPr>
       <w:r>
         <w:rPr>
           <w:rFonts w:ascii="Arial" w:cs="Arial" w:eastAsia="Arial" w:hAnsi="Arial"/>
           <w:color w:val="5C5C5C"/>
-          <w:sz w:val="17"/>
-          <w:szCs w:val="17"/>
+          <w:sz w:val="16"/>
+          <w:szCs w:val="16"/>
         </w:rPr>
         <w:t xml:space="preserve">Bengaluru, Karnataka   |   +91 97921 21111   |   garvitsaraf28@gmail.com   |   linkedin.com/in/garvit-saraf</w:t>
       </w:r>
@@ -49,8 +49,8 @@
           <w:b/>
           <w:bCs/>
           <w:color w:val="1C3A5E"/>
-          <w:sz w:val="18"/>
-          <w:szCs w:val="18"/>
+          <w:sz w:val="17"/>
+          <w:szCs w:val="17"/>
         </w:rPr>
         <w:t xml:space="preserve">129%</w:t>
       </w:r>
@@ -58,19 +58,19 @@
         <w:rPr>
           <w:rFonts w:ascii="Arial" w:cs="Arial" w:eastAsia="Arial" w:hAnsi="Arial"/>
           <w:color w:val="444444"/>
-          <w:sz w:val="18"/>
-          <w:szCs w:val="18"/>
-        </w:rPr>
-        <w:t xml:space="preserve"> of monthly target    ·    </w:t>
-      </w:r>
-      <w:r>
-        <w:rPr>
-          <w:rFonts w:ascii="Arial" w:cs="Arial" w:eastAsia="Arial" w:hAnsi="Arial"/>
-          <w:b/>
-          <w:bCs/>
-          <w:color w:val="1C3A5E"/>
-          <w:sz w:val="18"/>
-          <w:szCs w:val="18"/>
+          <w:sz w:val="17"/>
+          <w:szCs w:val="17"/>
+        </w:rPr>
+        <w:t xml:space="preserve"> of a monthly target   ·   </w:t>
+      </w:r>
+      <w:r>
+        <w:rPr>
+          <w:rFonts w:ascii="Arial" w:cs="Arial" w:eastAsia="Arial" w:hAnsi="Arial"/>
+          <w:b/>
+          <w:bCs/>
+          <w:color w:val="1C3A5E"/>
+          <w:sz w:val="17"/>
+          <w:szCs w:val="17"/>
         </w:rPr>
         <w:t xml:space="preserve">Top 7</w:t>
       </w:r>
@@ -78,70 +78,61 @@
         <w:rPr>
           <w:rFonts w:ascii="Arial" w:cs="Arial" w:eastAsia="Arial" w:hAnsi="Arial"/>
           <w:color w:val="444444"/>
-          <w:sz w:val="18"/>
-          <w:szCs w:val="18"/>
-        </w:rPr>
-        <w:t xml:space="preserve"> of ~30 reps    ·    AI platform in </w:t>
-      </w:r>
-      <w:r>
-        <w:rPr>
-          <w:rFonts w:ascii="Arial" w:cs="Arial" w:eastAsia="Arial" w:hAnsi="Arial"/>
-          <w:b/>
-          <w:bCs/>
-          <w:color w:val="1C3A5E"/>
-          <w:sz w:val="18"/>
-          <w:szCs w:val="18"/>
-        </w:rPr>
-        <w:t xml:space="preserve">company-wide rollout</w:t>
+          <w:sz w:val="17"/>
+          <w:szCs w:val="17"/>
+        </w:rPr>
+        <w:t xml:space="preserve"> of ~30 reps   ·   Built the company's </w:t>
+      </w:r>
+      <w:r>
+        <w:rPr>
+          <w:rFonts w:ascii="Arial" w:cs="Arial" w:eastAsia="Arial" w:hAnsi="Arial"/>
+          <w:b/>
+          <w:bCs/>
+          <w:color w:val="1C3A5E"/>
+          <w:sz w:val="17"/>
+          <w:szCs w:val="17"/>
+        </w:rPr>
+        <w:t xml:space="preserve">AI sales-training platform</w:t>
       </w:r>
       <w:r>
         <w:rPr>
           <w:rFonts w:ascii="Arial" w:cs="Arial" w:eastAsia="Arial" w:hAnsi="Arial"/>
           <w:color w:val="444444"/>
-          <w:sz w:val="18"/>
-          <w:szCs w:val="18"/>
-        </w:rPr>
-        <w:t xml:space="preserve">    ·    </w:t>
-      </w:r>
-      <w:r>
-        <w:rPr>
-          <w:rFonts w:ascii="Arial" w:cs="Arial" w:eastAsia="Arial" w:hAnsi="Arial"/>
-          <w:b/>
-          <w:bCs/>
-          <w:color w:val="1C3A5E"/>
-          <w:sz w:val="18"/>
-          <w:szCs w:val="18"/>
-        </w:rPr>
-        <w:t xml:space="preserve">16-session</w:t>
+          <w:sz w:val="17"/>
+          <w:szCs w:val="17"/>
+        </w:rPr>
+        <w:t xml:space="preserve"> (live in Hyderabad)   ·   </w:t>
+      </w:r>
+      <w:r>
+        <w:rPr>
+          <w:rFonts w:ascii="Arial" w:cs="Arial" w:eastAsia="Arial" w:hAnsi="Arial"/>
+          <w:b/>
+          <w:bCs/>
+          <w:color w:val="1C3A5E"/>
+          <w:sz w:val="17"/>
+          <w:szCs w:val="17"/>
+        </w:rPr>
+        <w:t xml:space="preserve">Automated</w:t>
       </w:r>
       <w:r>
         <w:rPr>
           <w:rFonts w:ascii="Arial" w:cs="Arial" w:eastAsia="Arial" w:hAnsi="Arial"/>
           <w:color w:val="444444"/>
-          <w:sz w:val="18"/>
-          <w:szCs w:val="18"/>
-        </w:rPr>
-        <w:t xml:space="preserve"> Day-1 program    ·    </w:t>
-      </w:r>
-      <w:r>
-        <w:rPr>
-          <w:rFonts w:ascii="Arial" w:cs="Arial" w:eastAsia="Arial" w:hAnsi="Arial"/>
-          <w:b/>
-          <w:bCs/>
-          <w:color w:val="1C3A5E"/>
-          <w:sz w:val="18"/>
-          <w:szCs w:val="18"/>
-        </w:rPr>
-        <w:t xml:space="preserve">5</w:t>
-      </w:r>
-      <w:r>
-        <w:rPr>
-          <w:rFonts w:ascii="Arial" w:cs="Arial" w:eastAsia="Arial" w:hAnsi="Arial"/>
-          <w:color w:val="444444"/>
-          <w:sz w:val="18"/>
-          <w:szCs w:val="18"/>
-        </w:rPr>
-        <w:t xml:space="preserve"> learning modules</w:t>
+          <w:sz w:val="17"/>
+          <w:szCs w:val="17"/>
+        </w:rPr>
+        <w:t xml:space="preserve"> the team's revenue analytics   ·   Authored </w:t>
+      </w:r>
+      <w:r>
+        <w:rPr>
+          <w:rFonts w:ascii="Arial" w:cs="Arial" w:eastAsia="Arial" w:hAnsi="Arial"/>
+          <w:b/>
+          <w:bCs/>
+          <w:color w:val="1C3A5E"/>
+          <w:sz w:val="17"/>
+          <w:szCs w:val="17"/>
+        </w:rPr>
+        <w:t xml:space="preserve">5 onboarding decks</w:t>
       </w:r>
     </w:p>
     <w:p>
@@ -149,7 +140,7 @@
         <w:pBdr>
           <w:bottom w:val="single" w:color="B9C4D4" w:sz="5"/>
         </w:pBdr>
-        <w:spacing w:after="60" w:before="170"/>
+        <w:spacing w:after="55" w:before="150"/>
       </w:pPr>
       <w:r>
         <w:rPr>
@@ -158,23 +149,23 @@
           <w:bCs/>
           <w:caps/>
           <w:color w:val="1C3A5E"/>
-          <w:spacing w:val="40"/>
-          <w:sz w:val="21"/>
-          <w:szCs w:val="21"/>
+          <w:spacing w:val="38"/>
+          <w:sz w:val="20"/>
+          <w:szCs w:val="20"/>
         </w:rPr>
         <w:t xml:space="preserve">Professional Summary</w:t>
       </w:r>
     </w:p>
     <w:p>
       <w:pPr>
-        <w:spacing w:after="40" w:line="250"/>
+        <w:spacing w:after="35" w:line="248"/>
         <w:jc w:val="both"/>
       </w:pPr>
       <w:r>
         <w:rPr>
           <w:rFonts w:ascii="Arial" w:cs="Arial" w:eastAsia="Arial" w:hAnsi="Arial"/>
         </w:rPr>
-        <w:t xml:space="preserve">Operations professional who has spent three months doing Programs work from inside a Sales seat: researching curriculum, documenting how the company runs, and shipping learning products. Delivered 129% of a monthly quota while independently building an AI onboarding platform that leadership moved into company-wide rollout. I pair a seller's read on our programs with the ability to design and build the learning experience end to end, backed by data.</w:t>
+        <w:t xml:space="preserve">Sales Associate at GrowthSchool / Outskill, an EdTech company, applying to move into the Programs Team. In my first full month on target I delivered 129% of quota, and alongside it I researched, designed, and built the company's first AI sales-training platform, automated the sales team's revenue reporting, and wrote the decks new hires are onboarded with. The work I am drawn to and do well is researching what needs to be taught, building the learning experience, and running the delivery, which is the core of what Programs does.</w:t>
       </w:r>
     </w:p>
     <w:p>
@@ -182,7 +173,7 @@
         <w:pBdr>
           <w:bottom w:val="single" w:color="B9C4D4" w:sz="5"/>
         </w:pBdr>
-        <w:spacing w:after="60" w:before="170"/>
+        <w:spacing w:after="55" w:before="150"/>
       </w:pPr>
       <w:r>
         <w:rPr>
@@ -191,26 +182,26 @@
           <w:bCs/>
           <w:caps/>
           <w:color w:val="1C3A5E"/>
-          <w:spacing w:val="40"/>
+          <w:spacing w:val="38"/>
+          <w:sz w:val="20"/>
+          <w:szCs w:val="20"/>
+        </w:rPr>
+        <w:t xml:space="preserve">Professional Experience</w:t>
+      </w:r>
+    </w:p>
+    <w:p>
+      <w:pPr>
+        <w:spacing w:after="0"/>
+      </w:pPr>
+      <w:r>
+        <w:rPr>
+          <w:rFonts w:ascii="Arial" w:cs="Arial" w:eastAsia="Arial" w:hAnsi="Arial"/>
+          <w:b/>
+          <w:bCs/>
+          <w:color w:val="1A1A1A"/>
           <w:sz w:val="21"/>
           <w:szCs w:val="21"/>
         </w:rPr>
-        <w:t xml:space="preserve">Professional Experience</w:t>
-      </w:r>
-    </w:p>
-    <w:p>
-      <w:pPr>
-        <w:spacing w:after="0"/>
-      </w:pPr>
-      <w:r>
-        <w:rPr>
-          <w:rFonts w:ascii="Arial" w:cs="Arial" w:eastAsia="Arial" w:hAnsi="Arial"/>
-          <w:b/>
-          <w:bCs/>
-          <w:color w:val="1A1A1A"/>
-          <w:sz w:val="22"/>
-          <w:szCs w:val="22"/>
-        </w:rPr>
         <w:t xml:space="preserve">GrowthSchool / Outskill</w:t>
       </w:r>
       <w:r>
@@ -220,15 +211,15 @@
         <w:rPr>
           <w:rFonts w:ascii="Arial" w:cs="Arial" w:eastAsia="Arial" w:hAnsi="Arial"/>
           <w:color w:val="5C5C5C"/>
-          <w:sz w:val="17"/>
-          <w:szCs w:val="17"/>
+          <w:sz w:val="16"/>
+          <w:szCs w:val="16"/>
         </w:rPr>
         <w:t xml:space="preserve">Bengaluru, India</w:t>
       </w:r>
     </w:p>
     <w:p>
       <w:pPr>
-        <w:spacing w:after="20"/>
+        <w:spacing w:after="15"/>
       </w:pPr>
       <w:r>
         <w:rPr>
@@ -236,8 +227,8 @@
           <w:i/>
           <w:iCs/>
           <w:color w:val="333333"/>
-          <w:sz w:val="20"/>
-          <w:szCs w:val="20"/>
+          <w:sz w:val="19"/>
+          <w:szCs w:val="19"/>
         </w:rPr>
         <w:t xml:space="preserve">Sales Associate</w:t>
       </w:r>
@@ -248,24 +239,24 @@
         <w:rPr>
           <w:rFonts w:ascii="Arial" w:cs="Arial" w:eastAsia="Arial" w:hAnsi="Arial"/>
           <w:color w:val="5C5C5C"/>
-          <w:sz w:val="17"/>
-          <w:szCs w:val="17"/>
+          <w:sz w:val="16"/>
+          <w:szCs w:val="16"/>
         </w:rPr>
         <w:t xml:space="preserve">Apr 2026 to Present</w:t>
       </w:r>
     </w:p>
     <w:p>
       <w:pPr>
-        <w:spacing w:after="30" w:before="110"/>
-      </w:pPr>
-      <w:r>
-        <w:rPr>
-          <w:rFonts w:ascii="Arial" w:cs="Arial" w:eastAsia="Arial" w:hAnsi="Arial"/>
-          <w:b/>
-          <w:bCs/>
-          <w:color w:val="1C3A5E"/>
-          <w:sz w:val="20"/>
-          <w:szCs w:val="20"/>
+        <w:spacing w:after="25" w:before="90"/>
+      </w:pPr>
+      <w:r>
+        <w:rPr>
+          <w:rFonts w:ascii="Arial" w:cs="Arial" w:eastAsia="Arial" w:hAnsi="Arial"/>
+          <w:b/>
+          <w:bCs/>
+          <w:color w:val="1C3A5E"/>
+          <w:sz w:val="19"/>
+          <w:szCs w:val="19"/>
         </w:rPr>
         <w:t xml:space="preserve">Learning Programs &amp; Operations</w:t>
       </w:r>
@@ -277,13 +268,13 @@
           <w:ilvl w:val="0"/>
           <w:numId w:val="2"/>
         </w:numPr>
-        <w:spacing w:after="55" w:line="250"/>
-      </w:pPr>
-      <w:r>
-        <w:rPr>
-          <w:rFonts w:ascii="Arial" w:cs="Arial" w:eastAsia="Arial" w:hAnsi="Arial"/>
-        </w:rPr>
-        <w:t xml:space="preserve">Built and shipped the company's first AI sales-onboarding platform solo, now in rollout to the 15 to 20 person Hyderabad office, taking new hires from day one to floor-ready and freeing senior reps from running repeat training. Sequenced scattered product, pitch, and objection knowledge into a curriculum, then layered in live AI voice mock calls, automated pitch scoring, and post-call coaching. Self-taught the build on Claude across a 15 to 20 day cycle while carrying a quota.</w:t>
+        <w:spacing w:after="45" w:line="248"/>
+      </w:pPr>
+      <w:r>
+        <w:rPr>
+          <w:rFonts w:ascii="Arial" w:cs="Arial" w:eastAsia="Arial" w:hAnsi="Arial"/>
+        </w:rPr>
+        <w:t xml:space="preserve">Noticed that every new sales hire was trained by senior reps and managers running mock calls by hand, and built the company's first AI sales-training platform to fix it, solo, using Claude over a 15 to 20 day cycle while carrying my own target. A hire runs live voice mock calls against AI buyers that escalate from peer to director level (around 8 calls per hire, 25 to 30 minutes each), with automatic pitch scoring, instant coaching after each attempt, and quizzes on programs and pricing. Live at outskill-garvit.vercel.app.</w:t>
       </w:r>
     </w:p>
     <w:p>
@@ -293,13 +284,13 @@
           <w:ilvl w:val="0"/>
           <w:numId w:val="2"/>
         </w:numPr>
-        <w:spacing w:after="55" w:line="250"/>
-      </w:pPr>
-      <w:r>
-        <w:rPr>
-          <w:rFonts w:ascii="Arial" w:cs="Arial" w:eastAsia="Arial" w:hAnsi="Arial"/>
-        </w:rPr>
-        <w:t xml:space="preserve">Removed the dependence on a senior sitting in on every ramp by giving managers a live dashboard of each trainee's mock-call volume, scores, strengths, gaps, and prescribed next steps.</w:t>
+        <w:spacing w:after="45" w:line="248"/>
+      </w:pPr>
+      <w:r>
+        <w:rPr>
+          <w:rFonts w:ascii="Arial" w:cs="Arial" w:eastAsia="Arial" w:hAnsi="Arial"/>
+        </w:rPr>
+        <w:t xml:space="preserve">Gave managers a dashboard of each trainee's mock-call count, scores, strengths, gaps, and next steps, and added real-call recording with an automatic follow-up report once a hire goes live, so ramp no longer depends on a senior sitting in. Now formally recognised and in use at the new 15 to 20 person Hyderabad office.</w:t>
       </w:r>
     </w:p>
     <w:p>
@@ -309,13 +300,29 @@
           <w:ilvl w:val="0"/>
           <w:numId w:val="2"/>
         </w:numPr>
-        <w:spacing w:after="55" w:line="250"/>
-      </w:pPr>
-      <w:r>
-        <w:rPr>
-          <w:rFonts w:ascii="Arial" w:cs="Arial" w:eastAsia="Arial" w:hAnsi="Arial"/>
-        </w:rPr>
-        <w:t xml:space="preserve">Redesigned Day-1 onboarding into a 16-session program spanning eight functions (HR, Finance, Sales, Growth, Acquisition, Community, Experience, Support), mapped each session to an owner and duration, and set the reference standard now used across the company.</w:t>
+        <w:spacing w:after="45" w:line="248"/>
+      </w:pPr>
+      <w:r>
+        <w:rPr>
+          <w:rFonts w:ascii="Arial" w:cs="Arial" w:eastAsia="Arial" w:hAnsi="Arial"/>
+        </w:rPr>
+        <w:t xml:space="preserve">Built the onboarding decks used across the Hyderabad launch: the Day-1 schedule deck, the HR company induction, the leave and attendance policy, the POSH policy, and a programs deck explaining what the company does, how we sell, and how the teams work.</w:t>
+      </w:r>
+    </w:p>
+    <w:p>
+      <w:pPr>
+        <w:spacing w:after="25" w:before="90"/>
+      </w:pPr>
+      <w:r>
+        <w:rPr>
+          <w:rFonts w:ascii="Arial" w:cs="Arial" w:eastAsia="Arial" w:hAnsi="Arial"/>
+          <w:b/>
+          <w:bCs/>
+          <w:color w:val="1C3A5E"/>
+          <w:sz w:val="19"/>
+          <w:szCs w:val="19"/>
+        </w:rPr>
+        <w:t xml:space="preserve">Data, Analytics &amp; Revenue</w:t>
       </w:r>
     </w:p>
     <w:p>
@@ -325,29 +332,13 @@
           <w:ilvl w:val="0"/>
           <w:numId w:val="2"/>
         </w:numPr>
-        <w:spacing w:after="55" w:line="250"/>
-      </w:pPr>
-      <w:r>
-        <w:rPr>
-          <w:rFonts w:ascii="Arial" w:cs="Arial" w:eastAsia="Arial" w:hAnsi="Arial"/>
-        </w:rPr>
-        <w:t xml:space="preserve">Replaced static onboarding decks with five interactive, self-serve learning modules, including a five-program curriculum reference covering funnel stages, program structures, learner pathways, and enrolment rules.</w:t>
-      </w:r>
-    </w:p>
-    <w:p>
-      <w:pPr>
-        <w:spacing w:after="30" w:before="110"/>
-      </w:pPr>
-      <w:r>
-        <w:rPr>
-          <w:rFonts w:ascii="Arial" w:cs="Arial" w:eastAsia="Arial" w:hAnsi="Arial"/>
-          <w:b/>
-          <w:bCs/>
-          <w:color w:val="1C3A5E"/>
-          <w:sz w:val="20"/>
-          <w:szCs w:val="20"/>
-        </w:rPr>
-        <w:t xml:space="preserve">Revenue Performance &amp; Analytics</w:t>
+        <w:spacing w:after="45" w:line="248"/>
+      </w:pPr>
+      <w:r>
+        <w:rPr>
+          <w:rFonts w:ascii="Arial" w:cs="Arial" w:eastAsia="Arial" w:hAnsi="Arial"/>
+        </w:rPr>
+        <w:t xml:space="preserve">Converted the sales team's manual Dial Nexa dialler tracking into an automated Google Sheets dashboard with individual-agent and full-team views, now used by the Senior Manager, Business Operations and the Associate Director, Growth to see how each rep and the team are performing.</w:t>
       </w:r>
     </w:p>
     <w:p>
@@ -357,13 +348,13 @@
           <w:ilvl w:val="0"/>
           <w:numId w:val="2"/>
         </w:numPr>
-        <w:spacing w:after="55" w:line="250"/>
-      </w:pPr>
-      <w:r>
-        <w:rPr>
-          <w:rFonts w:ascii="Arial" w:cs="Arial" w:eastAsia="Arial" w:hAnsi="Arial"/>
-        </w:rPr>
-        <w:t xml:space="preserve">Delivered 129% of a monthly target (Rs. 9.7L against Rs. 7.5L), finishing in the top 7 of approximately 30 sales associates.</w:t>
+        <w:spacing w:after="45" w:line="248"/>
+      </w:pPr>
+      <w:r>
+        <w:rPr>
+          <w:rFonts w:ascii="Arial" w:cs="Arial" w:eastAsia="Arial" w:hAnsi="Arial"/>
+        </w:rPr>
+        <w:t xml:space="preserve">Built and maintain a daily revenue and funnel report comparing domestic, international, and overall performance (leads, workshop show-ups, conversions, units sold, revenue) against a rolling three to four month baseline.</w:t>
       </w:r>
     </w:p>
     <w:p>
@@ -373,13 +364,34 @@
           <w:ilvl w:val="0"/>
           <w:numId w:val="2"/>
         </w:numPr>
-        <w:spacing w:after="55" w:line="250"/>
-      </w:pPr>
-      <w:r>
-        <w:rPr>
-          <w:rFonts w:ascii="Arial" w:cs="Arial" w:eastAsia="Arial" w:hAnsi="Arial"/>
-        </w:rPr>
-        <w:t xml:space="preserve">Automated sales reporting: converted manual tracking into a daily-updating Google Sheets dashboard on Dial Nexa dialler data, surfacing per-agent and team views now relied on by the Senior Manager, Business Operations and the Associate Director, Growth.</w:t>
+        <w:spacing w:after="45" w:line="248"/>
+      </w:pPr>
+      <w:r>
+        <w:rPr>
+          <w:rFonts w:ascii="Arial" w:cs="Arial" w:eastAsia="Arial" w:hAnsi="Arial"/>
+        </w:rPr>
+        <w:t xml:space="preserve">Delivered Rs. 9.7 lakh against a Rs. 7.5 lakh monthly target (129%), ranking in the top 7 of about 30 associates, and supported the Hyderabad launch with HR, sending personalised welcome emails to 15 new joiners.</w:t>
+      </w:r>
+    </w:p>
+    <w:p>
+      <w:pPr>
+        <w:pBdr>
+          <w:bottom w:val="single" w:color="B9C4D4" w:sz="5"/>
+        </w:pBdr>
+        <w:spacing w:after="55" w:before="150"/>
+      </w:pPr>
+      <w:r>
+        <w:rPr>
+          <w:rFonts w:ascii="Arial" w:cs="Arial" w:eastAsia="Arial" w:hAnsi="Arial"/>
+          <w:b/>
+          <w:bCs/>
+          <w:caps/>
+          <w:color w:val="1C3A5E"/>
+          <w:spacing w:val="38"/>
+          <w:sz w:val="20"/>
+          <w:szCs w:val="20"/>
+        </w:rPr>
+        <w:t xml:space="preserve">Earlier Experience</w:t>
       </w:r>
     </w:p>
     <w:p>
@@ -389,13 +401,46 @@
           <w:ilvl w:val="0"/>
           <w:numId w:val="2"/>
         </w:numPr>
-        <w:spacing w:after="55" w:line="250"/>
-      </w:pPr>
-      <w:r>
-        <w:rPr>
-          <w:rFonts w:ascii="Arial" w:cs="Arial" w:eastAsia="Arial" w:hAnsi="Arial"/>
-        </w:rPr>
-        <w:t xml:space="preserve">Runs recurring revenue and funnel analysis across domestic and international teams (show-ups, leads, conversions, units sold, revenue) against a rolling three to four month baseline.</w:t>
+        <w:spacing w:after="0" w:line="248"/>
+      </w:pPr>
+      <w:r>
+        <w:rPr>
+          <w:rFonts w:ascii="Arial" w:cs="Arial" w:eastAsia="Arial" w:hAnsi="Arial"/>
+          <w:b/>
+          <w:bCs/>
+          <w:color w:val="1A1A1A"/>
+        </w:rPr>
+        <w:t xml:space="preserve">RSPL Limited</w:t>
+      </w:r>
+      <w:r>
+        <w:rPr>
+          <w:rFonts w:ascii="Arial" w:cs="Arial" w:eastAsia="Arial" w:hAnsi="Arial"/>
+        </w:rPr>
+        <w:t xml:space="preserve">, Documentation Intern</w:t>
+      </w:r>
+      <w:r>
+        <w:ptab w:alignment="right" w:relativeTo="margin" w:leader="none"/>
+      </w:r>
+      <w:r>
+        <w:rPr>
+          <w:rFonts w:ascii="Arial" w:cs="Arial" w:eastAsia="Arial" w:hAnsi="Arial"/>
+          <w:color w:val="5C5C5C"/>
+          <w:sz w:val="17"/>
+          <w:szCs w:val="17"/>
+        </w:rPr>
+        <w:t xml:space="preserve">2025</w:t>
+      </w:r>
+    </w:p>
+    <w:p>
+      <w:pPr>
+        <w:spacing w:after="55" w:line="248"/>
+        <w:ind w:left="250"/>
+      </w:pPr>
+      <w:r>
+        <w:rPr>
+          <w:rFonts w:ascii="Arial" w:cs="Arial" w:eastAsia="Arial" w:hAnsi="Arial"/>
+        </w:rPr>
+        <w:t xml:space="preserve">Built Power BI and Excel dashboards consolidating insurance policy data for senior management; coordinated across insurance, legal, and finance teams.</w:t>
       </w:r>
     </w:p>
     <w:p>
@@ -405,13 +450,46 @@
           <w:ilvl w:val="0"/>
           <w:numId w:val="2"/>
         </w:numPr>
-        <w:spacing w:after="55" w:line="250"/>
-      </w:pPr>
-      <w:r>
-        <w:rPr>
-          <w:rFonts w:ascii="Arial" w:cs="Arial" w:eastAsia="Arial" w:hAnsi="Arial"/>
-        </w:rPr>
-        <w:t xml:space="preserve">Helped launch the Hyderabad office alongside HR, including personalised onboarding communications to every new hire.</w:t>
+        <w:spacing w:after="0" w:line="248"/>
+      </w:pPr>
+      <w:r>
+        <w:rPr>
+          <w:rFonts w:ascii="Arial" w:cs="Arial" w:eastAsia="Arial" w:hAnsi="Arial"/>
+          <w:b/>
+          <w:bCs/>
+          <w:color w:val="1A1A1A"/>
+        </w:rPr>
+        <w:t xml:space="preserve">Youth of India Foundation</w:t>
+      </w:r>
+      <w:r>
+        <w:rPr>
+          <w:rFonts w:ascii="Arial" w:cs="Arial" w:eastAsia="Arial" w:hAnsi="Arial"/>
+        </w:rPr>
+        <w:t xml:space="preserve">, Research Intern</w:t>
+      </w:r>
+      <w:r>
+        <w:ptab w:alignment="right" w:relativeTo="margin" w:leader="none"/>
+      </w:r>
+      <w:r>
+        <w:rPr>
+          <w:rFonts w:ascii="Arial" w:cs="Arial" w:eastAsia="Arial" w:hAnsi="Arial"/>
+          <w:color w:val="5C5C5C"/>
+          <w:sz w:val="17"/>
+          <w:szCs w:val="17"/>
+        </w:rPr>
+        <w:t xml:space="preserve">2024</w:t>
+      </w:r>
+    </w:p>
+    <w:p>
+      <w:pPr>
+        <w:spacing w:after="55" w:line="248"/>
+        <w:ind w:left="250"/>
+      </w:pPr>
+      <w:r>
+        <w:rPr>
+          <w:rFonts w:ascii="Arial" w:cs="Arial" w:eastAsia="Arial" w:hAnsi="Arial"/>
+        </w:rPr>
+        <w:t xml:space="preserve">Researched and analysed activist and NGO data to support national award selections.</w:t>
       </w:r>
     </w:p>
     <w:p>
@@ -419,7 +497,7 @@
         <w:pBdr>
           <w:bottom w:val="single" w:color="B9C4D4" w:sz="5"/>
         </w:pBdr>
-        <w:spacing w:after="60" w:before="170"/>
+        <w:spacing w:after="55" w:before="150"/>
       </w:pPr>
       <w:r>
         <w:rPr>
@@ -428,43 +506,11 @@
           <w:bCs/>
           <w:caps/>
           <w:color w:val="1C3A5E"/>
-          <w:spacing w:val="40"/>
-          <w:sz w:val="21"/>
-          <w:szCs w:val="21"/>
-        </w:rPr>
-        <w:t xml:space="preserve">Selected Work</w:t>
-      </w:r>
-    </w:p>
-    <w:p>
-      <w:pPr>
-        <w:spacing w:after="20" w:line="250"/>
-      </w:pPr>
-      <w:r>
-        <w:rPr>
-          <w:rFonts w:ascii="Arial" w:cs="Arial" w:eastAsia="Arial" w:hAnsi="Arial"/>
-        </w:rPr>
-        <w:t xml:space="preserve">AI Sales Onboarding Platform, Day-1 Program Design, Company Induction, Policy Learning Modules, and a five-program Curriculum Reference. All researched, built, and deployed independently. Live at outskill-garvit.vercel.app.</w:t>
-      </w:r>
-    </w:p>
-    <w:p>
-      <w:pPr>
-        <w:pBdr>
-          <w:bottom w:val="single" w:color="B9C4D4" w:sz="5"/>
-        </w:pBdr>
-        <w:spacing w:after="60" w:before="170"/>
-      </w:pPr>
-      <w:r>
-        <w:rPr>
-          <w:rFonts w:ascii="Arial" w:cs="Arial" w:eastAsia="Arial" w:hAnsi="Arial"/>
-          <w:b/>
-          <w:bCs/>
-          <w:caps/>
-          <w:color w:val="1C3A5E"/>
-          <w:spacing w:val="40"/>
-          <w:sz w:val="21"/>
-          <w:szCs w:val="21"/>
-        </w:rPr>
-        <w:t xml:space="preserve">Earlier Experience</w:t>
+          <w:spacing w:val="38"/>
+          <w:sz w:val="20"/>
+          <w:szCs w:val="20"/>
+        </w:rPr>
+        <w:t xml:space="preserve">Leadership &amp; Ventures</w:t>
       </w:r>
     </w:p>
     <w:p>
@@ -474,7 +520,7 @@
           <w:ilvl w:val="0"/>
           <w:numId w:val="2"/>
         </w:numPr>
-        <w:spacing w:after="55" w:line="250"/>
+        <w:spacing w:after="0" w:line="248"/>
       </w:pPr>
       <w:r>
         <w:rPr>
@@ -483,13 +529,37 @@
           <w:bCs/>
           <w:color w:val="1A1A1A"/>
         </w:rPr>
-        <w:t xml:space="preserve">RSPL Limited, Documentation Intern (2025): </w:t>
-      </w:r>
-      <w:r>
-        <w:rPr>
-          <w:rFonts w:ascii="Arial" w:cs="Arial" w:eastAsia="Arial" w:hAnsi="Arial"/>
-        </w:rPr>
-        <w:t xml:space="preserve">Built Power BI and Excel dashboards consolidating insurance policy data for senior management; coordinated across insurance, legal, and finance teams.</w:t>
+        <w:t xml:space="preserve">Director, UDAAN Entrepreneurship Cell</w:t>
+      </w:r>
+      <w:r>
+        <w:rPr>
+          <w:rFonts w:ascii="Arial" w:cs="Arial" w:eastAsia="Arial" w:hAnsi="Arial"/>
+        </w:rPr>
+        <w:t xml:space="preserve">, CHRIST University</w:t>
+      </w:r>
+      <w:r>
+        <w:ptab w:alignment="right" w:relativeTo="margin" w:leader="none"/>
+      </w:r>
+      <w:r>
+        <w:rPr>
+          <w:rFonts w:ascii="Arial" w:cs="Arial" w:eastAsia="Arial" w:hAnsi="Arial"/>
+          <w:color w:val="5C5C5C"/>
+          <w:sz w:val="17"/>
+          <w:szCs w:val="17"/>
+        </w:rPr>
+        <w:t xml:space="preserve">2023 to 2026</w:t>
+      </w:r>
+    </w:p>
+    <w:p>
+      <w:pPr>
+        <w:spacing w:after="55" w:line="248"/>
+        <w:ind w:left="250"/>
+      </w:pPr>
+      <w:r>
+        <w:rPr>
+          <w:rFonts w:ascii="Arial" w:cs="Arial" w:eastAsia="Arial" w:hAnsi="Arial"/>
+        </w:rPr>
+        <w:t xml:space="preserve">Ran 15+ events including INNOWAVE 2025, a three-day international conference; onboarded speakers, secured sponsorships, led the documentation committee, and authored a nationally published feature in The Hindu.</w:t>
       </w:r>
     </w:p>
     <w:p>
@@ -499,7 +569,7 @@
           <w:ilvl w:val="0"/>
           <w:numId w:val="2"/>
         </w:numPr>
-        <w:spacing w:after="55" w:line="250"/>
+        <w:spacing w:after="0" w:line="248"/>
       </w:pPr>
       <w:r>
         <w:rPr>
@@ -508,34 +578,37 @@
           <w:bCs/>
           <w:color w:val="1A1A1A"/>
         </w:rPr>
-        <w:t xml:space="preserve">Youth of India Foundation, Research Intern (2024): </w:t>
-      </w:r>
-      <w:r>
-        <w:rPr>
-          <w:rFonts w:ascii="Arial" w:cs="Arial" w:eastAsia="Arial" w:hAnsi="Arial"/>
-        </w:rPr>
-        <w:t xml:space="preserve">Analysed activist and NGO data to support national award selections.</w:t>
-      </w:r>
-    </w:p>
-    <w:p>
-      <w:pPr>
-        <w:pBdr>
-          <w:bottom w:val="single" w:color="B9C4D4" w:sz="5"/>
-        </w:pBdr>
-        <w:spacing w:after="60" w:before="170"/>
-      </w:pPr>
-      <w:r>
-        <w:rPr>
-          <w:rFonts w:ascii="Arial" w:cs="Arial" w:eastAsia="Arial" w:hAnsi="Arial"/>
-          <w:b/>
-          <w:bCs/>
-          <w:caps/>
-          <w:color w:val="1C3A5E"/>
-          <w:spacing w:val="40"/>
-          <w:sz w:val="21"/>
-          <w:szCs w:val="21"/>
-        </w:rPr>
-        <w:t xml:space="preserve">Leadership &amp; Ventures</w:t>
+        <w:t xml:space="preserve">Co-founder, NoteFi</w:t>
+      </w:r>
+      <w:r>
+        <w:rPr>
+          <w:rFonts w:ascii="Arial" w:cs="Arial" w:eastAsia="Arial" w:hAnsi="Arial"/>
+        </w:rPr>
+        <w:t xml:space="preserve"/>
+      </w:r>
+      <w:r>
+        <w:ptab w:alignment="right" w:relativeTo="margin" w:leader="none"/>
+      </w:r>
+      <w:r>
+        <w:rPr>
+          <w:rFonts w:ascii="Arial" w:cs="Arial" w:eastAsia="Arial" w:hAnsi="Arial"/>
+          <w:color w:val="5C5C5C"/>
+          <w:sz w:val="17"/>
+          <w:szCs w:val="17"/>
+        </w:rPr>
+        <w:t xml:space="preserve">2025</w:t>
+      </w:r>
+    </w:p>
+    <w:p>
+      <w:pPr>
+        <w:spacing w:after="55" w:line="248"/>
+        <w:ind w:left="250"/>
+      </w:pPr>
+      <w:r>
+        <w:rPr>
+          <w:rFonts w:ascii="Arial" w:cs="Arial" w:eastAsia="Arial" w:hAnsi="Arial"/>
+        </w:rPr>
+        <w:t xml:space="preserve">Built a revenue-generating peer-to-peer academic resource platform with DRM-protected content; led go-to-market and early adoption.</w:t>
       </w:r>
     </w:p>
     <w:p>
@@ -545,7 +618,7 @@
           <w:ilvl w:val="0"/>
           <w:numId w:val="2"/>
         </w:numPr>
-        <w:spacing w:after="55" w:line="250"/>
+        <w:spacing w:after="0" w:line="248"/>
       </w:pPr>
       <w:r>
         <w:rPr>
@@ -554,58 +627,32 @@
           <w:bCs/>
           <w:color w:val="1A1A1A"/>
         </w:rPr>
-        <w:t xml:space="preserve">Director, UDAAN Entrepreneurship Cell, CHRIST University (2023 to 2026): </w:t>
-      </w:r>
-      <w:r>
-        <w:rPr>
-          <w:rFonts w:ascii="Arial" w:cs="Arial" w:eastAsia="Arial" w:hAnsi="Arial"/>
-        </w:rPr>
-        <w:t xml:space="preserve">Ran 15+ events including INNOWAVE 2025 (speaker onboarding, sponsorships, press), authored a nationally published feature in The Hindu, and led the documentation committee for the university's three-day international conference.</w:t>
-      </w:r>
-    </w:p>
-    <w:p>
-      <w:pPr>
-        <w:pStyle w:val="ListParagraph"/>
-        <w:numPr>
-          <w:ilvl w:val="0"/>
-          <w:numId w:val="2"/>
-        </w:numPr>
-        <w:spacing w:after="55" w:line="250"/>
-      </w:pPr>
-      <w:r>
-        <w:rPr>
-          <w:rFonts w:ascii="Arial" w:cs="Arial" w:eastAsia="Arial" w:hAnsi="Arial"/>
-          <w:b/>
-          <w:bCs/>
-          <w:color w:val="1A1A1A"/>
-        </w:rPr>
-        <w:t xml:space="preserve">Co-founder, NoteFi (2025): </w:t>
-      </w:r>
-      <w:r>
-        <w:rPr>
-          <w:rFonts w:ascii="Arial" w:cs="Arial" w:eastAsia="Arial" w:hAnsi="Arial"/>
-        </w:rPr>
-        <w:t xml:space="preserve">Built a revenue-generating peer-to-peer academic resource platform with DRM-protected content; led go-to-market and early adoption.</w:t>
-      </w:r>
-    </w:p>
-    <w:p>
-      <w:pPr>
-        <w:pStyle w:val="ListParagraph"/>
-        <w:numPr>
-          <w:ilvl w:val="0"/>
-          <w:numId w:val="2"/>
-        </w:numPr>
-        <w:spacing w:after="55" w:line="250"/>
-      </w:pPr>
-      <w:r>
-        <w:rPr>
-          <w:rFonts w:ascii="Arial" w:cs="Arial" w:eastAsia="Arial" w:hAnsi="Arial"/>
-          <w:b/>
-          <w:bCs/>
-          <w:color w:val="1A1A1A"/>
-        </w:rPr>
-        <w:t xml:space="preserve">Founding Member, IdeaFi (2025): </w:t>
-      </w:r>
+        <w:t xml:space="preserve">Founding Member, IdeaFi</w:t>
+      </w:r>
+      <w:r>
+        <w:rPr>
+          <w:rFonts w:ascii="Arial" w:cs="Arial" w:eastAsia="Arial" w:hAnsi="Arial"/>
+        </w:rPr>
+        <w:t xml:space="preserve"/>
+      </w:r>
+      <w:r>
+        <w:ptab w:alignment="right" w:relativeTo="margin" w:leader="none"/>
+      </w:r>
+      <w:r>
+        <w:rPr>
+          <w:rFonts w:ascii="Arial" w:cs="Arial" w:eastAsia="Arial" w:hAnsi="Arial"/>
+          <w:color w:val="5C5C5C"/>
+          <w:sz w:val="17"/>
+          <w:szCs w:val="17"/>
+        </w:rPr>
+        <w:t xml:space="preserve">2025</w:t>
+      </w:r>
+    </w:p>
+    <w:p>
+      <w:pPr>
+        <w:spacing w:after="55" w:line="248"/>
+        <w:ind w:left="250"/>
+      </w:pPr>
       <w:r>
         <w:rPr>
           <w:rFonts w:ascii="Arial" w:cs="Arial" w:eastAsia="Arial" w:hAnsi="Arial"/>
@@ -618,7 +665,7 @@
         <w:pBdr>
           <w:bottom w:val="single" w:color="B9C4D4" w:sz="5"/>
         </w:pBdr>
-        <w:spacing w:after="60" w:before="170"/>
+        <w:spacing w:after="55" w:before="150"/>
       </w:pPr>
       <w:r>
         <w:rPr>
@@ -627,16 +674,16 @@
           <w:bCs/>
           <w:caps/>
           <w:color w:val="1C3A5E"/>
-          <w:spacing w:val="40"/>
-          <w:sz w:val="21"/>
-          <w:szCs w:val="21"/>
+          <w:spacing w:val="38"/>
+          <w:sz w:val="20"/>
+          <w:szCs w:val="20"/>
         </w:rPr>
         <w:t xml:space="preserve">Education &amp; Certifications</w:t>
       </w:r>
     </w:p>
     <w:p>
       <w:pPr>
-        <w:spacing w:after="30"/>
+        <w:spacing w:after="25"/>
       </w:pPr>
       <w:r>
         <w:rPr>
@@ -656,13 +703,13 @@
     </w:p>
     <w:p>
       <w:pPr>
-        <w:spacing w:after="20"/>
-      </w:pPr>
-      <w:r>
-        <w:rPr>
-          <w:rFonts w:ascii="Arial" w:cs="Arial" w:eastAsia="Arial" w:hAnsi="Arial"/>
-        </w:rPr>
-        <w:t xml:space="preserve">Certifications: NISM Series-VIII Equity Derivatives   |   AI Essentials, CHRIST University   |   Organizational Behaviour, NPTEL</w:t>
+        <w:spacing w:after="15"/>
+      </w:pPr>
+      <w:r>
+        <w:rPr>
+          <w:rFonts w:ascii="Arial" w:cs="Arial" w:eastAsia="Arial" w:hAnsi="Arial"/>
+        </w:rPr>
+        <w:t xml:space="preserve">NISM Series-VIII: Equity Derivatives   |   AI Essentials, CHRIST University   |   Organizational Behaviour, NPTEL</w:t>
       </w:r>
     </w:p>
     <w:p>
@@ -670,7 +717,7 @@
         <w:pBdr>
           <w:bottom w:val="single" w:color="B9C4D4" w:sz="5"/>
         </w:pBdr>
-        <w:spacing w:after="60" w:before="170"/>
+        <w:spacing w:after="55" w:before="150"/>
       </w:pPr>
       <w:r>
         <w:rPr>
@@ -679,16 +726,16 @@
           <w:bCs/>
           <w:caps/>
           <w:color w:val="1C3A5E"/>
-          <w:spacing w:val="40"/>
-          <w:sz w:val="21"/>
-          <w:szCs w:val="21"/>
+          <w:spacing w:val="38"/>
+          <w:sz w:val="20"/>
+          <w:szCs w:val="20"/>
         </w:rPr>
         <w:t xml:space="preserve">Skills</w:t>
       </w:r>
     </w:p>
     <w:p>
       <w:pPr>
-        <w:spacing w:after="30" w:line="250"/>
+        <w:spacing w:after="25" w:line="248"/>
       </w:pPr>
       <w:r>
         <w:rPr>
@@ -697,18 +744,38 @@
           <w:bCs/>
           <w:color w:val="1A1A1A"/>
         </w:rPr>
+        <w:t xml:space="preserve">Data &amp; Analytics: </w:t>
+      </w:r>
+      <w:r>
+        <w:rPr>
+          <w:rFonts w:ascii="Arial" w:cs="Arial" w:eastAsia="Arial" w:hAnsi="Arial"/>
+        </w:rPr>
+        <w:t xml:space="preserve">Data analysis, dashboarding, revenue and funnel reporting, Google Sheets, Excel, Power BI, SQL, Python</w:t>
+      </w:r>
+    </w:p>
+    <w:p>
+      <w:pPr>
+        <w:spacing w:after="25" w:line="248"/>
+      </w:pPr>
+      <w:r>
+        <w:rPr>
+          <w:rFonts w:ascii="Arial" w:cs="Arial" w:eastAsia="Arial" w:hAnsi="Arial"/>
+          <w:b/>
+          <w:bCs/>
+          <w:color w:val="1A1A1A"/>
+        </w:rPr>
         <w:t xml:space="preserve">Program &amp; Learning Operations: </w:t>
       </w:r>
       <w:r>
         <w:rPr>
           <w:rFonts w:ascii="Arial" w:cs="Arial" w:eastAsia="Arial" w:hAnsi="Arial"/>
         </w:rPr>
-        <w:t xml:space="preserve">Curriculum design, learning experience design, program documentation, SOP creation, instructor coordination, onboarding operations, stakeholder management</w:t>
-      </w:r>
-    </w:p>
-    <w:p>
-      <w:pPr>
-        <w:spacing w:after="30" w:line="250"/>
+        <w:t xml:space="preserve">Curriculum research and design, learning experience design, program documentation, SOP creation, onboarding operations, stakeholder management</w:t>
+      </w:r>
+    </w:p>
+    <w:p>
+      <w:pPr>
+        <w:spacing w:after="25" w:line="248"/>
       </w:pPr>
       <w:r>
         <w:rPr>
@@ -728,27 +795,7 @@
     </w:p>
     <w:p>
       <w:pPr>
-        <w:spacing w:after="30" w:line="250"/>
-      </w:pPr>
-      <w:r>
-        <w:rPr>
-          <w:rFonts w:ascii="Arial" w:cs="Arial" w:eastAsia="Arial" w:hAnsi="Arial"/>
-          <w:b/>
-          <w:bCs/>
-          <w:color w:val="1A1A1A"/>
-        </w:rPr>
-        <w:t xml:space="preserve">Analytics &amp; Reporting: </w:t>
-      </w:r>
-      <w:r>
-        <w:rPr>
-          <w:rFonts w:ascii="Arial" w:cs="Arial" w:eastAsia="Arial" w:hAnsi="Arial"/>
-        </w:rPr>
-        <w:t xml:space="preserve">Google Sheets, Excel, Power BI, SQL, Python, revenue and funnel analysis</w:t>
-      </w:r>
-    </w:p>
-    <w:p>
-      <w:pPr>
-        <w:spacing w:after="0" w:line="250"/>
+        <w:spacing w:after="0" w:line="248"/>
       </w:pPr>
       <w:r>
         <w:rPr>
@@ -768,7 +815,7 @@
     </w:p>
     <w:sectPr>
       <w:pgSz w:w="11906" w:h="16838" w:orient="portrait"/>
-      <w:pgMar w:top="620" w:right="780" w:bottom="560" w:left="780" w:header="708" w:footer="708" w:gutter="0"/>
+      <w:pgMar w:top="560" w:right="720" w:bottom="500" w:left="720" w:header="708" w:footer="708" w:gutter="0"/>
       <w:pgNumType/>
       <w:docGrid w:linePitch="360"/>
     </w:sectPr>
@@ -949,8 +996,8 @@
       <w:lvlJc w:val="left"/>
       <w:rPr>
         <w:color w:val="1C3A5E"/>
-        <w:sz w:val="16"/>
-        <w:szCs w:val="16"/>
+        <w:sz w:val="15"/>
+        <w:szCs w:val="15"/>
       </w:rPr>
     </w:lvl>
   </w:abstractNum>
